--- a/db/seed-assets/contract-templates/NVO/NVO-HD-01_Hop_dong_tu_van_thiet_ke_nha_o.docx
+++ b/db/seed-assets/contract-templates/NVO/NVO-HD-01_Hop_dong_tu_van_thiet_ke_nha_o.docx
@@ -143,7 +143,7 @@
                 <w:sz w:val="24"/>
                 <w:szCs w:val="24"/>
               </w:rPr>
-              <w:t xml:space="preserve">……………, ngày {ngay_ky_ngay} tháng {ngay_ky_thang} năm {ngay_ky_nam}</w:t>
+              <w:t xml:space="preserve">{o_1}, ngày {ngay_ky_ngay} tháng {ngay_ky_thang} năm {ngay_ky_nam}</w:t>
             </w:r>
           </w:p>
         </w:tc>
@@ -193,7 +193,7 @@
           <w:sz w:val="26"/>
           <w:szCs w:val="26"/>
         </w:rPr>
-        <w:t xml:space="preserve">Công trình: {ten_hop_dong} – Quy mô: …… tầng, diện tích đất …… m²</w:t>
+        <w:t xml:space="preserve">Công trình: {ten_hop_dong} – Quy mô: {o_2} tầng, diện tích đất {o_3} m²</w:t>
       </w:r>
     </w:p>
     <w:p>
@@ -334,7 +334,7 @@
           <w:sz w:val="26"/>
           <w:szCs w:val="26"/>
         </w:rPr>
-        <w:t xml:space="preserve">Hôm nay, ngày {ngay_ky_ngay} tháng {ngay_ky_thang} năm {ngay_ky_nam}, tại ……………………………………, chúng tôi gồm:</w:t>
+        <w:t xml:space="preserve">Hôm nay, ngày {ngay_ky_ngay} tháng {ngay_ky_thang} năm {ngay_ky_nam}, tại {o_4}, chúng tôi gồm:</w:t>
       </w:r>
     </w:p>
     <w:p>
@@ -383,7 +383,7 @@
           <w:sz w:val="26"/>
           <w:szCs w:val="26"/>
         </w:rPr>
-        <w:t xml:space="preserve">Ông/Bà: …………………………………  Ngày sinh: ……/……/………</w:t>
+        <w:t xml:space="preserve">Ông/Bà: {o_5}  Ngày sinh: {o_6}</w:t>
       </w:r>
     </w:p>
     <w:p>
@@ -398,7 +398,7 @@
           <w:sz w:val="26"/>
           <w:szCs w:val="26"/>
         </w:rPr>
-        <w:t xml:space="preserve">Số định danh cá nhân/CCCD: ……………………… cấp ngày ……/……/……… tại ……………………</w:t>
+        <w:t xml:space="preserve">Số định danh cá nhân/CCCD: {o_7} cấp ngày {o_8} tại {o_9}</w:t>
       </w:r>
     </w:p>
     <w:p>
@@ -552,7 +552,7 @@
           <w:sz w:val="26"/>
           <w:szCs w:val="26"/>
         </w:rPr>
-        <w:t xml:space="preserve">(Hoặc người được ủy quyền: ……………………… – Chức vụ: ……………… – theo Giấy ủy quyền số ……… ngày ……/……/………)</w:t>
+        <w:t xml:space="preserve">(Hoặc người được ủy quyền: {o_10} – Chức vụ: {o_11} – theo Giấy ủy quyền số {o_12} ngày {o_13})</w:t>
       </w:r>
     </w:p>
     <w:p>
@@ -1306,7 +1306,7 @@
                 <w:sz w:val="24"/>
                 <w:szCs w:val="24"/>
               </w:rPr>
-              <w:t xml:space="preserve">…… góc</w:t>
+              <w:t xml:space="preserve">{o_14} góc</w:t>
             </w:r>
           </w:p>
         </w:tc>
@@ -1439,7 +1439,7 @@
                 <w:sz w:val="24"/>
                 <w:szCs w:val="24"/>
               </w:rPr>
-              <w:t xml:space="preserve">Các phòng: …………</w:t>
+              <w:t xml:space="preserve">Các phòng: {o_15}</w:t>
             </w:r>
           </w:p>
         </w:tc>
@@ -1736,30 +1736,7 @@
         <w:jc w:val="both"/>
       </w:pPr>
       <w:r>
-        <w:rPr>
-          <w:rFonts w:ascii="Times New Roman" w:cs="Times New Roman" w:eastAsia="Times New Roman" w:hAnsi="Times New Roman"/>
-          <w:sz w:val="26"/>
-          <w:szCs w:val="26"/>
-        </w:rPr>
-        <w:t xml:space="preserve">☐ </w:t>
-      </w:r>
-      <w:r>
-        <w:rPr>
-          <w:rFonts w:ascii="Times New Roman" w:cs="Times New Roman" w:eastAsia="Times New Roman" w:hAnsi="Times New Roman"/>
-          <w:b/>
-          <w:bCs/>
-          <w:sz w:val="26"/>
-          <w:szCs w:val="26"/>
-        </w:rPr>
-        <w:t xml:space="preserve">Phương án A:</w:t>
-      </w:r>
-      <w:r>
-        <w:rPr>
-          <w:rFonts w:ascii="Times New Roman" w:cs="Times New Roman" w:eastAsia="Times New Roman" w:hAnsi="Times New Roman"/>
-          <w:sz w:val="26"/>
-          <w:szCs w:val="26"/>
-        </w:rPr>
-        <w:t xml:space="preserve"> Thiết kế kiến trúc, kết cấu, điện nước (không gồm nội thất).</w:t>
+        <w:t xml:space="preserve">{#pa_1_a}</w:t>
       </w:r>
     </w:p>
     <w:p>
@@ -1778,7 +1755,7 @@
           <w:sz w:val="26"/>
           <w:szCs w:val="26"/>
         </w:rPr>
-        <w:t xml:space="preserve">☐ </w:t>
+        <w:t xml:space="preserve">{pa_1_a_o} </w:t>
       </w:r>
       <w:r>
         <w:rPr>
@@ -1788,6 +1765,71 @@
           <w:sz w:val="26"/>
           <w:szCs w:val="26"/>
         </w:rPr>
+        <w:t xml:space="preserve">Phương án A:</w:t>
+      </w:r>
+      <w:r>
+        <w:rPr>
+          <w:rFonts w:ascii="Times New Roman" w:cs="Times New Roman" w:eastAsia="Times New Roman" w:hAnsi="Times New Roman"/>
+          <w:sz w:val="26"/>
+          <w:szCs w:val="26"/>
+        </w:rPr>
+        <w:t xml:space="preserve"> Thiết kế kiến trúc, kết cấu, điện nước (không gồm nội thất).</w:t>
+      </w:r>
+    </w:p>
+    <w:p>
+      <w:pPr>
+        <w:pBdr>
+          <w:left w:val="single" w:color="4F81BD" w:sz="18" w:space="6"/>
+        </w:pBdr>
+        <w:shd w:fill="EAF1FB" w:color="auto" w:val="clear"/>
+        <w:spacing w:after="40" w:before="20" w:line="288"/>
+        <w:ind w:left="360"/>
+        <w:jc w:val="both"/>
+      </w:pPr>
+      <w:r>
+        <w:t xml:space="preserve">{/pa_1_a}</w:t>
+      </w:r>
+    </w:p>
+    <w:p>
+      <w:pPr>
+        <w:pBdr>
+          <w:left w:val="single" w:color="4F81BD" w:sz="18" w:space="6"/>
+        </w:pBdr>
+        <w:shd w:fill="EAF1FB" w:color="auto" w:val="clear"/>
+        <w:spacing w:after="40" w:before="20" w:line="288"/>
+        <w:ind w:left="360"/>
+        <w:jc w:val="both"/>
+      </w:pPr>
+      <w:r>
+        <w:t xml:space="preserve">{#pa_1_b}</w:t>
+      </w:r>
+    </w:p>
+    <w:p>
+      <w:pPr>
+        <w:pBdr>
+          <w:left w:val="single" w:color="4F81BD" w:sz="18" w:space="6"/>
+        </w:pBdr>
+        <w:shd w:fill="EAF1FB" w:color="auto" w:val="clear"/>
+        <w:spacing w:after="40" w:before="20" w:line="288"/>
+        <w:ind w:left="360"/>
+        <w:jc w:val="both"/>
+      </w:pPr>
+      <w:r>
+        <w:rPr>
+          <w:rFonts w:ascii="Times New Roman" w:cs="Times New Roman" w:eastAsia="Times New Roman" w:hAnsi="Times New Roman"/>
+          <w:sz w:val="26"/>
+          <w:szCs w:val="26"/>
+        </w:rPr>
+        <w:t xml:space="preserve">{pa_1_b_o} </w:t>
+      </w:r>
+      <w:r>
+        <w:rPr>
+          <w:rFonts w:ascii="Times New Roman" w:cs="Times New Roman" w:eastAsia="Times New Roman" w:hAnsi="Times New Roman"/>
+          <w:b/>
+          <w:bCs/>
+          <w:sz w:val="26"/>
+          <w:szCs w:val="26"/>
+        </w:rPr>
         <w:t xml:space="preserve">Phương án B:</w:t>
       </w:r>
       <w:r>
@@ -1797,6 +1839,20 @@
           <w:szCs w:val="26"/>
         </w:rPr>
         <w:t xml:space="preserve"> Thiết kế trọn gói kiến trúc, kết cấu, điện nước và nội thất.</w:t>
+      </w:r>
+    </w:p>
+    <w:p>
+      <w:pPr>
+        <w:pBdr>
+          <w:left w:val="single" w:color="4F81BD" w:sz="18" w:space="6"/>
+        </w:pBdr>
+        <w:shd w:fill="EAF1FB" w:color="auto" w:val="clear"/>
+        <w:spacing w:after="40" w:before="20" w:line="288"/>
+        <w:ind w:left="360"/>
+        <w:jc w:val="both"/>
+      </w:pPr>
+      <w:r>
+        <w:t xml:space="preserve">{/pa_1_b}</w:t>
       </w:r>
     </w:p>
     <w:p>
@@ -2104,7 +2160,7 @@
                 <w:sz w:val="24"/>
                 <w:szCs w:val="24"/>
               </w:rPr>
-              <w:t xml:space="preserve">…… ngày</w:t>
+              <w:t xml:space="preserve">{o_16} ngày</w:t>
             </w:r>
           </w:p>
         </w:tc>
@@ -2205,7 +2261,7 @@
                 <w:sz w:val="24"/>
                 <w:szCs w:val="24"/>
               </w:rPr>
-              <w:t xml:space="preserve">Mặt bằng các tầng (…… phương án)</w:t>
+              <w:t xml:space="preserve">Mặt bằng các tầng ({o_17} phương án)</w:t>
             </w:r>
           </w:p>
         </w:tc>
@@ -2237,7 +2293,7 @@
                 <w:sz w:val="24"/>
                 <w:szCs w:val="24"/>
               </w:rPr>
-              <w:t xml:space="preserve">…… ngày</w:t>
+              <w:t xml:space="preserve">{o_18} ngày</w:t>
             </w:r>
           </w:p>
         </w:tc>
@@ -2370,7 +2426,7 @@
                 <w:sz w:val="24"/>
                 <w:szCs w:val="24"/>
               </w:rPr>
-              <w:t xml:space="preserve">…… ngày</w:t>
+              <w:t xml:space="preserve">{o_19} ngày</w:t>
             </w:r>
           </w:p>
         </w:tc>
@@ -2471,7 +2527,7 @@
                 <w:sz w:val="24"/>
                 <w:szCs w:val="24"/>
               </w:rPr>
-              <w:t xml:space="preserve">Bản vẽ kiến trúc, kết cấu, điện nước (bản in …… bộ + file PDF)</w:t>
+              <w:t xml:space="preserve">Bản vẽ kiến trúc, kết cấu, điện nước (bản in {o_20} bộ + file PDF)</w:t>
             </w:r>
           </w:p>
         </w:tc>
@@ -2503,7 +2559,7 @@
                 <w:sz w:val="24"/>
                 <w:szCs w:val="24"/>
               </w:rPr>
-              <w:t xml:space="preserve">…… ngày</w:t>
+              <w:t xml:space="preserve">{o_21} ngày</w:t>
             </w:r>
           </w:p>
         </w:tc>
@@ -2636,7 +2692,7 @@
                 <w:sz w:val="24"/>
                 <w:szCs w:val="24"/>
               </w:rPr>
-              <w:t xml:space="preserve">…… ngày</w:t>
+              <w:t xml:space="preserve">{o_22} ngày</w:t>
             </w:r>
           </w:p>
         </w:tc>
@@ -2667,7 +2723,7 @@
           <w:sz w:val="26"/>
           <w:szCs w:val="26"/>
         </w:rPr>
-        <w:t xml:space="preserve">1.3. Thời gian nêu trên không bao gồm thời gian Bên A xem xét, góp ý. Bên A phản hồi mỗi giai đoạn trong vòng …… (mặc định: 07) ngày; quá thời hạn mà không có ý kiến, sản phẩm giai đoạn đó được coi là đã được chấp thuận.</w:t>
+        <w:t xml:space="preserve">1.3. Thời gian nêu trên không bao gồm thời gian Bên A xem xét, góp ý. Bên A phản hồi mỗi giai đoạn trong vòng {o_23}  ngày; quá thời hạn mà không có ý kiến, sản phẩm giai đoạn đó được coi là đã được chấp thuận.</w:t>
       </w:r>
     </w:p>
     <w:p>
@@ -2699,7 +2755,7 @@
           <w:sz w:val="26"/>
           <w:szCs w:val="26"/>
         </w:rPr>
-        <w:t xml:space="preserve">2.1. Mỗi giai đoạn 2 và 3, Bên A được yêu cầu chỉnh sửa miễn phí tối đa …… (mặc định: 03) lần, trong phạm vi phương án đã chọn.</w:t>
+        <w:t xml:space="preserve">2.1. Mỗi giai đoạn 2 và 3, Bên A được yêu cầu chỉnh sửa miễn phí tối đa {o_24}  lần, trong phạm vi phương án đã chọn.</w:t>
       </w:r>
     </w:p>
     <w:p>
@@ -2727,30 +2783,7 @@
         <w:jc w:val="both"/>
       </w:pPr>
       <w:r>
-        <w:rPr>
-          <w:rFonts w:ascii="Times New Roman" w:cs="Times New Roman" w:eastAsia="Times New Roman" w:hAnsi="Times New Roman"/>
-          <w:sz w:val="26"/>
-          <w:szCs w:val="26"/>
-        </w:rPr>
-        <w:t xml:space="preserve">☐ </w:t>
-      </w:r>
-      <w:r>
-        <w:rPr>
-          <w:rFonts w:ascii="Times New Roman" w:cs="Times New Roman" w:eastAsia="Times New Roman" w:hAnsi="Times New Roman"/>
-          <w:b/>
-          <w:bCs/>
-          <w:sz w:val="26"/>
-          <w:szCs w:val="26"/>
-        </w:rPr>
-        <w:t xml:space="preserve">Phương án A:</w:t>
-      </w:r>
-      <w:r>
-        <w:rPr>
-          <w:rFonts w:ascii="Times New Roman" w:cs="Times New Roman" w:eastAsia="Times New Roman" w:hAnsi="Times New Roman"/>
-          <w:sz w:val="26"/>
-          <w:szCs w:val="26"/>
-        </w:rPr>
-        <w:t xml:space="preserve"> …… % đơn giá thiết kế tính trên diện tích sàn bị ảnh hưởng.</w:t>
+        <w:t xml:space="preserve">{#pa_2_a}</w:t>
       </w:r>
     </w:p>
     <w:p>
@@ -2769,7 +2802,7 @@
           <w:sz w:val="26"/>
           <w:szCs w:val="26"/>
         </w:rPr>
-        <w:t xml:space="preserve">☐ </w:t>
+        <w:t xml:space="preserve">{pa_2_a_o} </w:t>
       </w:r>
       <w:r>
         <w:rPr>
@@ -2779,135 +2812,15 @@
           <w:sz w:val="26"/>
           <w:szCs w:val="26"/>
         </w:rPr>
-        <w:t xml:space="preserve">Phương án B:</w:t>
-      </w:r>
-      <w:r>
-        <w:rPr>
-          <w:rFonts w:ascii="Times New Roman" w:cs="Times New Roman" w:eastAsia="Times New Roman" w:hAnsi="Times New Roman"/>
-          <w:sz w:val="26"/>
-          <w:szCs w:val="26"/>
-        </w:rPr>
-        <w:t xml:space="preserve"> Theo giờ công: ……… đồng/giờ thiết kế, báo trước khi thực hiện.</w:t>
-      </w:r>
-    </w:p>
-    <w:p>
-      <w:pPr>
-        <w:spacing w:after="80" w:before="40" w:line="288"/>
-        <w:jc w:val="both"/>
-      </w:pPr>
-      <w:r>
-        <w:rPr>
-          <w:rFonts w:ascii="Times New Roman" w:cs="Times New Roman" w:eastAsia="Times New Roman" w:hAnsi="Times New Roman"/>
-          <w:sz w:val="26"/>
-          <w:szCs w:val="26"/>
-        </w:rPr>
-        <w:t xml:space="preserve">2.3. Thời gian chỉnh sửa ngoài phạm vi được cộng thêm vào tiến độ.</w:t>
-      </w:r>
-    </w:p>
-    <w:p>
-      <w:pPr>
-        <w:pStyle w:val="Heading2"/>
-        <w:keepNext/>
-        <w:spacing w:after="80" w:before="200" w:line="288"/>
-        <w:jc w:val="both"/>
-      </w:pPr>
-      <w:r>
-        <w:rPr>
-          <w:rFonts w:ascii="Times New Roman" w:cs="Times New Roman" w:eastAsia="Times New Roman" w:hAnsi="Times New Roman"/>
-          <w:b/>
-          <w:bCs/>
-          <w:sz w:val="26"/>
-          <w:szCs w:val="26"/>
-        </w:rPr>
-        <w:t xml:space="preserve">Điều 3. Giá hợp đồng</w:t>
-      </w:r>
-    </w:p>
-    <w:p>
-      <w:pPr>
-        <w:spacing w:after="80" w:before="40" w:line="288"/>
-        <w:jc w:val="both"/>
-      </w:pPr>
-      <w:r>
-        <w:rPr>
-          <w:rFonts w:ascii="Times New Roman" w:cs="Times New Roman" w:eastAsia="Times New Roman" w:hAnsi="Times New Roman"/>
-          <w:sz w:val="26"/>
-          <w:szCs w:val="26"/>
-        </w:rPr>
-        <w:t xml:space="preserve">3.1. Đơn giá thiết kế: ……… đồng/m² sàn xây dựng. Diện tích sàn tính phí (tạm tính): …… m², tính theo cách tính diện tích tại Phụ lục 01.</w:t>
-      </w:r>
-    </w:p>
-    <w:p>
-      <w:pPr>
-        <w:spacing w:after="80" w:before="40" w:line="288"/>
-        <w:jc w:val="both"/>
-      </w:pPr>
-      <w:r>
-        <w:rPr>
-          <w:rFonts w:ascii="Times New Roman" w:cs="Times New Roman" w:eastAsia="Times New Roman" w:hAnsi="Times New Roman"/>
-          <w:sz w:val="26"/>
-          <w:szCs w:val="26"/>
-        </w:rPr>
-        <w:t xml:space="preserve">3.2. Giá hợp đồng tạm tính: </w:t>
-      </w:r>
-      <w:r>
-        <w:rPr>
-          <w:rFonts w:ascii="Times New Roman" w:cs="Times New Roman" w:eastAsia="Times New Roman" w:hAnsi="Times New Roman"/>
-          <w:b/>
-          <w:bCs/>
-          <w:sz w:val="26"/>
-          <w:szCs w:val="26"/>
-        </w:rPr>
-        <w:t xml:space="preserve">{gia_tri}</w:t>
-      </w:r>
-      <w:r>
-        <w:rPr>
-          <w:rFonts w:ascii="Times New Roman" w:cs="Times New Roman" w:eastAsia="Times New Roman" w:hAnsi="Times New Roman"/>
-          <w:sz w:val="26"/>
-          <w:szCs w:val="26"/>
-        </w:rPr>
-        <w:t xml:space="preserve"> (Bằng chữ: {gia_tri_bang_chu}). Giá trên [đã bao gồm/chưa bao gồm] thuế giá trị gia tăng.</w:t>
-      </w:r>
-    </w:p>
-    <w:p>
-      <w:pPr>
-        <w:spacing w:after="80" w:before="40" w:line="288"/>
-        <w:jc w:val="both"/>
-      </w:pPr>
-      <w:r>
-        <w:rPr>
-          <w:rFonts w:ascii="Times New Roman" w:cs="Times New Roman" w:eastAsia="Times New Roman" w:hAnsi="Times New Roman"/>
-          <w:sz w:val="26"/>
-          <w:szCs w:val="26"/>
-        </w:rPr>
-        <w:t xml:space="preserve">3.3. Giá hợp đồng chính thức được xác định theo diện tích sàn của hồ sơ kỹ thuật thi công được Bên A ký chốt.</w:t>
-      </w:r>
-    </w:p>
-    <w:p>
-      <w:pPr>
-        <w:spacing w:after="80" w:before="40" w:line="288"/>
-        <w:jc w:val="both"/>
-      </w:pPr>
-      <w:r>
-        <w:rPr>
-          <w:rFonts w:ascii="Times New Roman" w:cs="Times New Roman" w:eastAsia="Times New Roman" w:hAnsi="Times New Roman"/>
-          <w:sz w:val="26"/>
-          <w:szCs w:val="26"/>
-        </w:rPr>
-        <w:t xml:space="preserve">3.4. Chi phí không bao gồm: lệ phí cấp phép; chi phí khảo sát địa chất, thí nghiệm; chi phí đi lại ngoài phạm vi …… km (nếu có); in thêm hồ sơ ngoài số bộ đã thỏa thuận.</w:t>
-      </w:r>
-    </w:p>
-    <w:p>
-      <w:pPr>
-        <w:spacing w:after="80" w:before="40" w:line="288"/>
-        <w:jc w:val="both"/>
-      </w:pPr>
-      <w:r>
-        <w:rPr>
-          <w:rFonts w:ascii="Times New Roman" w:cs="Times New Roman" w:eastAsia="Times New Roman" w:hAnsi="Times New Roman"/>
-          <w:sz w:val="26"/>
-          <w:szCs w:val="26"/>
-        </w:rPr>
-        <w:t xml:space="preserve">3.5. Khấu trừ phí thiết kế khi Bên A ký hợp đồng thi công với Bên B:</w:t>
+        <w:t xml:space="preserve">Phương án A:</w:t>
+      </w:r>
+      <w:r>
+        <w:rPr>
+          <w:rFonts w:ascii="Times New Roman" w:cs="Times New Roman" w:eastAsia="Times New Roman" w:hAnsi="Times New Roman"/>
+          <w:sz w:val="26"/>
+          <w:szCs w:val="26"/>
+        </w:rPr>
+        <w:t xml:space="preserve"> {o_25} % đơn giá thiết kế tính trên diện tích sàn bị ảnh hưởng.</w:t>
       </w:r>
     </w:p>
     <w:p>
@@ -2921,30 +2834,7 @@
         <w:jc w:val="both"/>
       </w:pPr>
       <w:r>
-        <w:rPr>
-          <w:rFonts w:ascii="Times New Roman" w:cs="Times New Roman" w:eastAsia="Times New Roman" w:hAnsi="Times New Roman"/>
-          <w:sz w:val="26"/>
-          <w:szCs w:val="26"/>
-        </w:rPr>
-        <w:t xml:space="preserve">☐ </w:t>
-      </w:r>
-      <w:r>
-        <w:rPr>
-          <w:rFonts w:ascii="Times New Roman" w:cs="Times New Roman" w:eastAsia="Times New Roman" w:hAnsi="Times New Roman"/>
-          <w:b/>
-          <w:bCs/>
-          <w:sz w:val="26"/>
-          <w:szCs w:val="26"/>
-        </w:rPr>
-        <w:t xml:space="preserve">Phương án A:</w:t>
-      </w:r>
-      <w:r>
-        <w:rPr>
-          <w:rFonts w:ascii="Times New Roman" w:cs="Times New Roman" w:eastAsia="Times New Roman" w:hAnsi="Times New Roman"/>
-          <w:sz w:val="26"/>
-          <w:szCs w:val="26"/>
-        </w:rPr>
-        <w:t xml:space="preserve"> Khấu trừ …… % (mặc định: 50%) phí thiết kế kiến trúc – kết cấu vào giá trị hợp đồng thi công, nếu hợp đồng thi công được ký trong vòng …… tháng kể từ ngày giao hồ sơ.</w:t>
+        <w:t xml:space="preserve">{/pa_2_a}</w:t>
       </w:r>
     </w:p>
     <w:p>
@@ -2958,12 +2848,26 @@
         <w:jc w:val="both"/>
       </w:pPr>
       <w:r>
-        <w:rPr>
-          <w:rFonts w:ascii="Times New Roman" w:cs="Times New Roman" w:eastAsia="Times New Roman" w:hAnsi="Times New Roman"/>
-          <w:sz w:val="26"/>
-          <w:szCs w:val="26"/>
-        </w:rPr>
-        <w:t xml:space="preserve">☐ </w:t>
+        <w:t xml:space="preserve">{#pa_2_b}</w:t>
+      </w:r>
+    </w:p>
+    <w:p>
+      <w:pPr>
+        <w:pBdr>
+          <w:left w:val="single" w:color="4F81BD" w:sz="18" w:space="6"/>
+        </w:pBdr>
+        <w:shd w:fill="EAF1FB" w:color="auto" w:val="clear"/>
+        <w:spacing w:after="40" w:before="20" w:line="288"/>
+        <w:ind w:left="360"/>
+        <w:jc w:val="both"/>
+      </w:pPr>
+      <w:r>
+        <w:rPr>
+          <w:rFonts w:ascii="Times New Roman" w:cs="Times New Roman" w:eastAsia="Times New Roman" w:hAnsi="Times New Roman"/>
+          <w:sz w:val="26"/>
+          <w:szCs w:val="26"/>
+        </w:rPr>
+        <w:t xml:space="preserve">{pa_2_b_o} </w:t>
       </w:r>
       <w:r>
         <w:rPr>
@@ -2981,7 +2885,271 @@
           <w:sz w:val="26"/>
           <w:szCs w:val="26"/>
         </w:rPr>
+        <w:t xml:space="preserve"> Theo giờ công: {o_26} đồng/giờ thiết kế, báo trước khi thực hiện.</w:t>
+      </w:r>
+    </w:p>
+    <w:p>
+      <w:pPr>
+        <w:pBdr>
+          <w:left w:val="single" w:color="4F81BD" w:sz="18" w:space="6"/>
+        </w:pBdr>
+        <w:shd w:fill="EAF1FB" w:color="auto" w:val="clear"/>
+        <w:spacing w:after="40" w:before="20" w:line="288"/>
+        <w:ind w:left="360"/>
+        <w:jc w:val="both"/>
+      </w:pPr>
+      <w:r>
+        <w:t xml:space="preserve">{/pa_2_b}</w:t>
+      </w:r>
+    </w:p>
+    <w:p>
+      <w:pPr>
+        <w:spacing w:after="80" w:before="40" w:line="288"/>
+        <w:jc w:val="both"/>
+      </w:pPr>
+      <w:r>
+        <w:rPr>
+          <w:rFonts w:ascii="Times New Roman" w:cs="Times New Roman" w:eastAsia="Times New Roman" w:hAnsi="Times New Roman"/>
+          <w:sz w:val="26"/>
+          <w:szCs w:val="26"/>
+        </w:rPr>
+        <w:t xml:space="preserve">2.3. Thời gian chỉnh sửa ngoài phạm vi được cộng thêm vào tiến độ.</w:t>
+      </w:r>
+    </w:p>
+    <w:p>
+      <w:pPr>
+        <w:pStyle w:val="Heading2"/>
+        <w:keepNext/>
+        <w:spacing w:after="80" w:before="200" w:line="288"/>
+        <w:jc w:val="both"/>
+      </w:pPr>
+      <w:r>
+        <w:rPr>
+          <w:rFonts w:ascii="Times New Roman" w:cs="Times New Roman" w:eastAsia="Times New Roman" w:hAnsi="Times New Roman"/>
+          <w:b/>
+          <w:bCs/>
+          <w:sz w:val="26"/>
+          <w:szCs w:val="26"/>
+        </w:rPr>
+        <w:t xml:space="preserve">Điều 3. Giá hợp đồng</w:t>
+      </w:r>
+    </w:p>
+    <w:p>
+      <w:pPr>
+        <w:spacing w:after="80" w:before="40" w:line="288"/>
+        <w:jc w:val="both"/>
+      </w:pPr>
+      <w:r>
+        <w:rPr>
+          <w:rFonts w:ascii="Times New Roman" w:cs="Times New Roman" w:eastAsia="Times New Roman" w:hAnsi="Times New Roman"/>
+          <w:sz w:val="26"/>
+          <w:szCs w:val="26"/>
+        </w:rPr>
+        <w:t xml:space="preserve">3.1. Đơn giá thiết kế: {o_27} đồng/m² sàn xây dựng. Diện tích sàn tính phí (tạm tính): {o_28} m², tính theo cách tính diện tích tại Phụ lục 01.</w:t>
+      </w:r>
+    </w:p>
+    <w:p>
+      <w:pPr>
+        <w:spacing w:after="80" w:before="40" w:line="288"/>
+        <w:jc w:val="both"/>
+      </w:pPr>
+      <w:r>
+        <w:rPr>
+          <w:rFonts w:ascii="Times New Roman" w:cs="Times New Roman" w:eastAsia="Times New Roman" w:hAnsi="Times New Roman"/>
+          <w:sz w:val="26"/>
+          <w:szCs w:val="26"/>
+        </w:rPr>
+        <w:t xml:space="preserve">3.2. Giá hợp đồng tạm tính: </w:t>
+      </w:r>
+      <w:r>
+        <w:rPr>
+          <w:rFonts w:ascii="Times New Roman" w:cs="Times New Roman" w:eastAsia="Times New Roman" w:hAnsi="Times New Roman"/>
+          <w:b/>
+          <w:bCs/>
+          <w:sz w:val="26"/>
+          <w:szCs w:val="26"/>
+        </w:rPr>
+        <w:t xml:space="preserve">{gia_tri}</w:t>
+      </w:r>
+      <w:r>
+        <w:rPr>
+          <w:rFonts w:ascii="Times New Roman" w:cs="Times New Roman" w:eastAsia="Times New Roman" w:hAnsi="Times New Roman"/>
+          <w:sz w:val="26"/>
+          <w:szCs w:val="26"/>
+        </w:rPr>
+        <w:t xml:space="preserve"> (Bằng chữ: {gia_tri_bang_chu}). Giá trên {c_1} thuế giá trị gia tăng.</w:t>
+      </w:r>
+    </w:p>
+    <w:p>
+      <w:pPr>
+        <w:spacing w:after="80" w:before="40" w:line="288"/>
+        <w:jc w:val="both"/>
+      </w:pPr>
+      <w:r>
+        <w:rPr>
+          <w:rFonts w:ascii="Times New Roman" w:cs="Times New Roman" w:eastAsia="Times New Roman" w:hAnsi="Times New Roman"/>
+          <w:sz w:val="26"/>
+          <w:szCs w:val="26"/>
+        </w:rPr>
+        <w:t xml:space="preserve">3.3. Giá hợp đồng chính thức được xác định theo diện tích sàn của hồ sơ kỹ thuật thi công được Bên A ký chốt.</w:t>
+      </w:r>
+    </w:p>
+    <w:p>
+      <w:pPr>
+        <w:spacing w:after="80" w:before="40" w:line="288"/>
+        <w:jc w:val="both"/>
+      </w:pPr>
+      <w:r>
+        <w:rPr>
+          <w:rFonts w:ascii="Times New Roman" w:cs="Times New Roman" w:eastAsia="Times New Roman" w:hAnsi="Times New Roman"/>
+          <w:sz w:val="26"/>
+          <w:szCs w:val="26"/>
+        </w:rPr>
+        <w:t xml:space="preserve">3.4. Chi phí không bao gồm: lệ phí cấp phép; chi phí khảo sát địa chất, thí nghiệm; chi phí đi lại ngoài phạm vi {o_29} km (nếu có); in thêm hồ sơ ngoài số bộ đã thỏa thuận.</w:t>
+      </w:r>
+    </w:p>
+    <w:p>
+      <w:pPr>
+        <w:spacing w:after="80" w:before="40" w:line="288"/>
+        <w:jc w:val="both"/>
+      </w:pPr>
+      <w:r>
+        <w:rPr>
+          <w:rFonts w:ascii="Times New Roman" w:cs="Times New Roman" w:eastAsia="Times New Roman" w:hAnsi="Times New Roman"/>
+          <w:sz w:val="26"/>
+          <w:szCs w:val="26"/>
+        </w:rPr>
+        <w:t xml:space="preserve">3.5. Khấu trừ phí thiết kế khi Bên A ký hợp đồng thi công với Bên B:</w:t>
+      </w:r>
+    </w:p>
+    <w:p>
+      <w:pPr>
+        <w:pBdr>
+          <w:left w:val="single" w:color="4F81BD" w:sz="18" w:space="6"/>
+        </w:pBdr>
+        <w:shd w:fill="EAF1FB" w:color="auto" w:val="clear"/>
+        <w:spacing w:after="40" w:before="20" w:line="288"/>
+        <w:ind w:left="360"/>
+        <w:jc w:val="both"/>
+      </w:pPr>
+      <w:r>
+        <w:t xml:space="preserve">{#pa_3_a}</w:t>
+      </w:r>
+    </w:p>
+    <w:p>
+      <w:pPr>
+        <w:pBdr>
+          <w:left w:val="single" w:color="4F81BD" w:sz="18" w:space="6"/>
+        </w:pBdr>
+        <w:shd w:fill="EAF1FB" w:color="auto" w:val="clear"/>
+        <w:spacing w:after="40" w:before="20" w:line="288"/>
+        <w:ind w:left="360"/>
+        <w:jc w:val="both"/>
+      </w:pPr>
+      <w:r>
+        <w:rPr>
+          <w:rFonts w:ascii="Times New Roman" w:cs="Times New Roman" w:eastAsia="Times New Roman" w:hAnsi="Times New Roman"/>
+          <w:sz w:val="26"/>
+          <w:szCs w:val="26"/>
+        </w:rPr>
+        <w:t xml:space="preserve">{pa_3_a_o} </w:t>
+      </w:r>
+      <w:r>
+        <w:rPr>
+          <w:rFonts w:ascii="Times New Roman" w:cs="Times New Roman" w:eastAsia="Times New Roman" w:hAnsi="Times New Roman"/>
+          <w:b/>
+          <w:bCs/>
+          <w:sz w:val="26"/>
+          <w:szCs w:val="26"/>
+        </w:rPr>
+        <w:t xml:space="preserve">Phương án A:</w:t>
+      </w:r>
+      <w:r>
+        <w:rPr>
+          <w:rFonts w:ascii="Times New Roman" w:cs="Times New Roman" w:eastAsia="Times New Roman" w:hAnsi="Times New Roman"/>
+          <w:sz w:val="26"/>
+          <w:szCs w:val="26"/>
+        </w:rPr>
+        <w:t xml:space="preserve"> Khấu trừ {o_30} % phí thiết kế kiến trúc – kết cấu vào giá trị hợp đồng thi công, nếu hợp đồng thi công được ký trong vòng {o_31} tháng kể từ ngày giao hồ sơ.</w:t>
+      </w:r>
+    </w:p>
+    <w:p>
+      <w:pPr>
+        <w:pBdr>
+          <w:left w:val="single" w:color="4F81BD" w:sz="18" w:space="6"/>
+        </w:pBdr>
+        <w:shd w:fill="EAF1FB" w:color="auto" w:val="clear"/>
+        <w:spacing w:after="40" w:before="20" w:line="288"/>
+        <w:ind w:left="360"/>
+        <w:jc w:val="both"/>
+      </w:pPr>
+      <w:r>
+        <w:t xml:space="preserve">{/pa_3_a}</w:t>
+      </w:r>
+    </w:p>
+    <w:p>
+      <w:pPr>
+        <w:pBdr>
+          <w:left w:val="single" w:color="4F81BD" w:sz="18" w:space="6"/>
+        </w:pBdr>
+        <w:shd w:fill="EAF1FB" w:color="auto" w:val="clear"/>
+        <w:spacing w:after="40" w:before="20" w:line="288"/>
+        <w:ind w:left="360"/>
+        <w:jc w:val="both"/>
+      </w:pPr>
+      <w:r>
+        <w:t xml:space="preserve">{#pa_3_b}</w:t>
+      </w:r>
+    </w:p>
+    <w:p>
+      <w:pPr>
+        <w:pBdr>
+          <w:left w:val="single" w:color="4F81BD" w:sz="18" w:space="6"/>
+        </w:pBdr>
+        <w:shd w:fill="EAF1FB" w:color="auto" w:val="clear"/>
+        <w:spacing w:after="40" w:before="20" w:line="288"/>
+        <w:ind w:left="360"/>
+        <w:jc w:val="both"/>
+      </w:pPr>
+      <w:r>
+        <w:rPr>
+          <w:rFonts w:ascii="Times New Roman" w:cs="Times New Roman" w:eastAsia="Times New Roman" w:hAnsi="Times New Roman"/>
+          <w:sz w:val="26"/>
+          <w:szCs w:val="26"/>
+        </w:rPr>
+        <w:t xml:space="preserve">{pa_3_b_o} </w:t>
+      </w:r>
+      <w:r>
+        <w:rPr>
+          <w:rFonts w:ascii="Times New Roman" w:cs="Times New Roman" w:eastAsia="Times New Roman" w:hAnsi="Times New Roman"/>
+          <w:b/>
+          <w:bCs/>
+          <w:sz w:val="26"/>
+          <w:szCs w:val="26"/>
+        </w:rPr>
+        <w:t xml:space="preserve">Phương án B:</w:t>
+      </w:r>
+      <w:r>
+        <w:rPr>
+          <w:rFonts w:ascii="Times New Roman" w:cs="Times New Roman" w:eastAsia="Times New Roman" w:hAnsi="Times New Roman"/>
+          <w:sz w:val="26"/>
+          <w:szCs w:val="26"/>
+        </w:rPr>
         <w:t xml:space="preserve"> Không khấu trừ.</w:t>
+      </w:r>
+    </w:p>
+    <w:p>
+      <w:pPr>
+        <w:pBdr>
+          <w:left w:val="single" w:color="4F81BD" w:sz="18" w:space="6"/>
+        </w:pBdr>
+        <w:shd w:fill="EAF1FB" w:color="auto" w:val="clear"/>
+        <w:spacing w:after="40" w:before="20" w:line="288"/>
+        <w:ind w:left="360"/>
+        <w:jc w:val="both"/>
+      </w:pPr>
+      <w:r>
+        <w:t xml:space="preserve">{/pa_3_b}</w:t>
       </w:r>
     </w:p>
     <w:p>
@@ -3324,7 +3492,7 @@
           <w:sz w:val="26"/>
           <w:szCs w:val="26"/>
         </w:rPr>
-        <w:t xml:space="preserve">4.1. Thanh toán bằng chuyển khoản vào tài khoản Bên B trong vòng …… (mặc định: 05) ngày làm việc kể từ ngày đến mốc thanh toán. Bên B chỉ bàn giao bản vẽ của giai đoạn tiếp theo khi Bên A đã thanh toán đợt trước đó.</w:t>
+        <w:t xml:space="preserve">4.1. Thanh toán bằng chuyển khoản vào tài khoản Bên B trong vòng {o_32}  ngày làm việc kể từ ngày đến mốc thanh toán. Bên B chỉ bàn giao bản vẽ của giai đoạn tiếp theo khi Bên A đã thanh toán đợt trước đó.</w:t>
       </w:r>
     </w:p>
     <w:p>
@@ -3486,30 +3654,7 @@
         <w:jc w:val="both"/>
       </w:pPr>
       <w:r>
-        <w:rPr>
-          <w:rFonts w:ascii="Times New Roman" w:cs="Times New Roman" w:eastAsia="Times New Roman" w:hAnsi="Times New Roman"/>
-          <w:sz w:val="26"/>
-          <w:szCs w:val="26"/>
-        </w:rPr>
-        <w:t xml:space="preserve">☐ </w:t>
-      </w:r>
-      <w:r>
-        <w:rPr>
-          <w:rFonts w:ascii="Times New Roman" w:cs="Times New Roman" w:eastAsia="Times New Roman" w:hAnsi="Times New Roman"/>
-          <w:b/>
-          <w:bCs/>
-          <w:sz w:val="26"/>
-          <w:szCs w:val="26"/>
-        </w:rPr>
-        <w:t xml:space="preserve">Phương án A:</w:t>
-      </w:r>
-      <w:r>
-        <w:rPr>
-          <w:rFonts w:ascii="Times New Roman" w:cs="Times New Roman" w:eastAsia="Times New Roman" w:hAnsi="Times New Roman"/>
-          <w:sz w:val="26"/>
-          <w:szCs w:val="26"/>
-        </w:rPr>
-        <w:t xml:space="preserve"> Bao gồm …… lần đến công trình miễn phí; các lần tiếp theo tính ……… đồng/lần.</w:t>
+        <w:t xml:space="preserve">{#pa_4_a}</w:t>
       </w:r>
     </w:p>
     <w:p>
@@ -3528,7 +3673,7 @@
           <w:sz w:val="26"/>
           <w:szCs w:val="26"/>
         </w:rPr>
-        <w:t xml:space="preserve">☐ </w:t>
+        <w:t xml:space="preserve">{pa_4_a_o} </w:t>
       </w:r>
       <w:r>
         <w:rPr>
@@ -3538,107 +3683,15 @@
           <w:sz w:val="26"/>
           <w:szCs w:val="26"/>
         </w:rPr>
-        <w:t xml:space="preserve">Phương án B:</w:t>
-      </w:r>
-      <w:r>
-        <w:rPr>
-          <w:rFonts w:ascii="Times New Roman" w:cs="Times New Roman" w:eastAsia="Times New Roman" w:hAnsi="Times New Roman"/>
-          <w:sz w:val="26"/>
-          <w:szCs w:val="26"/>
-        </w:rPr>
-        <w:t xml:space="preserve"> Không bao gồm giám sát tác giả; chỉ giải đáp qua điện thoại, thư điện tử.</w:t>
-      </w:r>
-    </w:p>
-    <w:p>
-      <w:pPr>
-        <w:spacing w:after="80" w:before="40" w:line="288"/>
-        <w:jc w:val="both"/>
-      </w:pPr>
-      <w:r>
-        <w:rPr>
-          <w:rFonts w:ascii="Times New Roman" w:cs="Times New Roman" w:eastAsia="Times New Roman" w:hAnsi="Times New Roman"/>
-          <w:sz w:val="26"/>
-          <w:szCs w:val="26"/>
-        </w:rPr>
-        <w:t xml:space="preserve">6.4. Bồi thường thiệt hại phát sinh do lỗi thiết kế của Bên B, tối đa bằng …… lần (mặc định: 01 lần) giá hợp đồng thiết kế.</w:t>
-      </w:r>
-    </w:p>
-    <w:p>
-      <w:pPr>
-        <w:pStyle w:val="Heading2"/>
-        <w:keepNext/>
-        <w:spacing w:after="80" w:before="200" w:line="288"/>
-        <w:jc w:val="both"/>
-      </w:pPr>
-      <w:r>
-        <w:rPr>
-          <w:rFonts w:ascii="Times New Roman" w:cs="Times New Roman" w:eastAsia="Times New Roman" w:hAnsi="Times New Roman"/>
-          <w:b/>
-          <w:bCs/>
-          <w:sz w:val="26"/>
-          <w:szCs w:val="26"/>
-        </w:rPr>
-        <w:t xml:space="preserve">Điều 7. Quyền tác giả và quyền sử dụng hồ sơ</w:t>
-      </w:r>
-    </w:p>
-    <w:p>
-      <w:pPr>
-        <w:spacing w:after="80" w:before="40" w:line="288"/>
-        <w:jc w:val="both"/>
-      </w:pPr>
-      <w:r>
-        <w:rPr>
-          <w:rFonts w:ascii="Times New Roman" w:cs="Times New Roman" w:eastAsia="Times New Roman" w:hAnsi="Times New Roman"/>
-          <w:sz w:val="26"/>
-          <w:szCs w:val="26"/>
-        </w:rPr>
-        <w:t xml:space="preserve">7.1. Bên B giữ quyền tác giả đối với hồ sơ thiết kế. Bên A được quyền sử dụng hồ sơ để xây dựng </w:t>
-      </w:r>
-      <w:r>
-        <w:rPr>
-          <w:rFonts w:ascii="Times New Roman" w:cs="Times New Roman" w:eastAsia="Times New Roman" w:hAnsi="Times New Roman"/>
-          <w:b/>
-          <w:bCs/>
-          <w:sz w:val="26"/>
-          <w:szCs w:val="26"/>
-        </w:rPr>
-        <w:t xml:space="preserve">một (01) công trình</w:t>
-      </w:r>
-      <w:r>
-        <w:rPr>
-          <w:rFonts w:ascii="Times New Roman" w:cs="Times New Roman" w:eastAsia="Times New Roman" w:hAnsi="Times New Roman"/>
-          <w:sz w:val="26"/>
-          <w:szCs w:val="26"/>
-        </w:rPr>
-        <w:t xml:space="preserve"> tại địa điểm nêu trên sau khi đã thanh toán đầy đủ.</w:t>
-      </w:r>
-    </w:p>
-    <w:p>
-      <w:pPr>
-        <w:spacing w:after="80" w:before="40" w:line="288"/>
-        <w:jc w:val="both"/>
-      </w:pPr>
-      <w:r>
-        <w:rPr>
-          <w:rFonts w:ascii="Times New Roman" w:cs="Times New Roman" w:eastAsia="Times New Roman" w:hAnsi="Times New Roman"/>
-          <w:sz w:val="26"/>
-          <w:szCs w:val="26"/>
-        </w:rPr>
-        <w:t xml:space="preserve">7.2. Bên A không được sao chép, chuyển giao hồ sơ để xây dựng công trình khác khi chưa có sự đồng ý bằng văn bản của Bên B.</w:t>
-      </w:r>
-    </w:p>
-    <w:p>
-      <w:pPr>
-        <w:spacing w:after="80" w:before="40" w:line="288"/>
-        <w:jc w:val="both"/>
-      </w:pPr>
-      <w:r>
-        <w:rPr>
-          <w:rFonts w:ascii="Times New Roman" w:cs="Times New Roman" w:eastAsia="Times New Roman" w:hAnsi="Times New Roman"/>
-          <w:sz w:val="26"/>
-          <w:szCs w:val="26"/>
-        </w:rPr>
-        <w:t xml:space="preserve">7.3. Bên B được sử dụng hình ảnh phối cảnh và hình ảnh công trình hoàn thành cho mục đích giới thiệu năng lực, không công bố thông tin cá nhân của Bên A.</w:t>
+        <w:t xml:space="preserve">Phương án A:</w:t>
+      </w:r>
+      <w:r>
+        <w:rPr>
+          <w:rFonts w:ascii="Times New Roman" w:cs="Times New Roman" w:eastAsia="Times New Roman" w:hAnsi="Times New Roman"/>
+          <w:sz w:val="26"/>
+          <w:szCs w:val="26"/>
+        </w:rPr>
+        <w:t xml:space="preserve"> Bao gồm {o_33} lần đến công trình miễn phí; các lần tiếp theo tính {o_34} đồng/lần.</w:t>
       </w:r>
     </w:p>
     <w:p>
@@ -3652,30 +3705,7 @@
         <w:jc w:val="both"/>
       </w:pPr>
       <w:r>
-        <w:rPr>
-          <w:rFonts w:ascii="Times New Roman" w:cs="Times New Roman" w:eastAsia="Times New Roman" w:hAnsi="Times New Roman"/>
-          <w:sz w:val="26"/>
-          <w:szCs w:val="26"/>
-        </w:rPr>
-        <w:t xml:space="preserve">☐ </w:t>
-      </w:r>
-      <w:r>
-        <w:rPr>
-          <w:rFonts w:ascii="Times New Roman" w:cs="Times New Roman" w:eastAsia="Times New Roman" w:hAnsi="Times New Roman"/>
-          <w:b/>
-          <w:bCs/>
-          <w:sz w:val="26"/>
-          <w:szCs w:val="26"/>
-        </w:rPr>
-        <w:t xml:space="preserve">Phương án A:</w:t>
-      </w:r>
-      <w:r>
-        <w:rPr>
-          <w:rFonts w:ascii="Times New Roman" w:cs="Times New Roman" w:eastAsia="Times New Roman" w:hAnsi="Times New Roman"/>
-          <w:sz w:val="26"/>
-          <w:szCs w:val="26"/>
-        </w:rPr>
-        <w:t xml:space="preserve"> Bên A đồng ý cho Bên B sử dụng hình ảnh công trình.</w:t>
+        <w:t xml:space="preserve">{/pa_4_a}</w:t>
       </w:r>
     </w:p>
     <w:p>
@@ -3689,238 +3719,7 @@
         <w:jc w:val="both"/>
       </w:pPr>
       <w:r>
-        <w:rPr>
-          <w:rFonts w:ascii="Times New Roman" w:cs="Times New Roman" w:eastAsia="Times New Roman" w:hAnsi="Times New Roman"/>
-          <w:sz w:val="26"/>
-          <w:szCs w:val="26"/>
-        </w:rPr>
-        <w:t xml:space="preserve">☐ </w:t>
-      </w:r>
-      <w:r>
-        <w:rPr>
-          <w:rFonts w:ascii="Times New Roman" w:cs="Times New Roman" w:eastAsia="Times New Roman" w:hAnsi="Times New Roman"/>
-          <w:b/>
-          <w:bCs/>
-          <w:sz w:val="26"/>
-          <w:szCs w:val="26"/>
-        </w:rPr>
-        <w:t xml:space="preserve">Phương án B:</w:t>
-      </w:r>
-      <w:r>
-        <w:rPr>
-          <w:rFonts w:ascii="Times New Roman" w:cs="Times New Roman" w:eastAsia="Times New Roman" w:hAnsi="Times New Roman"/>
-          <w:sz w:val="26"/>
-          <w:szCs w:val="26"/>
-        </w:rPr>
-        <w:t xml:space="preserve"> Bên A không đồng ý; Bên B chỉ sử dụng nội bộ.</w:t>
-      </w:r>
-    </w:p>
-    <w:p>
-      <w:pPr>
-        <w:pStyle w:val="Heading2"/>
-        <w:keepNext/>
-        <w:spacing w:after="80" w:before="200" w:line="288"/>
-        <w:jc w:val="both"/>
-      </w:pPr>
-      <w:r>
-        <w:rPr>
-          <w:rFonts w:ascii="Times New Roman" w:cs="Times New Roman" w:eastAsia="Times New Roman" w:hAnsi="Times New Roman"/>
-          <w:b/>
-          <w:bCs/>
-          <w:sz w:val="26"/>
-          <w:szCs w:val="26"/>
-        </w:rPr>
-        <w:t xml:space="preserve">Điều 8. Phạt vi phạm và chấm dứt hợp đồng</w:t>
-      </w:r>
-    </w:p>
-    <w:p>
-      <w:pPr>
-        <w:spacing w:after="80" w:before="40" w:line="288"/>
-        <w:jc w:val="both"/>
-      </w:pPr>
-      <w:r>
-        <w:rPr>
-          <w:rFonts w:ascii="Times New Roman" w:cs="Times New Roman" w:eastAsia="Times New Roman" w:hAnsi="Times New Roman"/>
-          <w:sz w:val="26"/>
-          <w:szCs w:val="26"/>
-        </w:rPr>
-        <w:t xml:space="preserve">8.1. Bên B giao sản phẩm chậm so với tiến độ do lỗi của mình bị phạt …… % (mặc định: 0,1%) giá hợp đồng cho mỗi ngày chậm; tổng mức phạt không vượt quá …… % (mặc định: 12%) giá trị phần hợp đồng bị vi phạm.</w:t>
-      </w:r>
-    </w:p>
-    <w:p>
-      <w:pPr>
-        <w:spacing w:after="80" w:before="40" w:line="288"/>
-        <w:jc w:val="both"/>
-      </w:pPr>
-      <w:r>
-        <w:rPr>
-          <w:rFonts w:ascii="Times New Roman" w:cs="Times New Roman" w:eastAsia="Times New Roman" w:hAnsi="Times New Roman"/>
-          <w:sz w:val="26"/>
-          <w:szCs w:val="26"/>
-        </w:rPr>
-        <w:t xml:space="preserve">8.2. Bên A chậm thanh toán quá …… ngày, Bên B được tạm dừng công việc; thời gian tạm dừng được cộng vào tiến độ.</w:t>
-      </w:r>
-    </w:p>
-    <w:p>
-      <w:pPr>
-        <w:spacing w:after="80" w:before="40" w:line="288"/>
-        <w:jc w:val="both"/>
-      </w:pPr>
-      <w:r>
-        <w:rPr>
-          <w:rFonts w:ascii="Times New Roman" w:cs="Times New Roman" w:eastAsia="Times New Roman" w:hAnsi="Times New Roman"/>
-          <w:sz w:val="26"/>
-          <w:szCs w:val="26"/>
-        </w:rPr>
-        <w:t xml:space="preserve">8.3. Bên A đơn phương dừng hợp đồng không do lỗi của Bên B: các khoản đã thanh toán không được hoàn lại; Bên A thanh toán thêm giá trị phần việc Bên B đã thực hiện nhưng chưa được thanh toán.</w:t>
-      </w:r>
-    </w:p>
-    <w:p>
-      <w:pPr>
-        <w:spacing w:after="80" w:before="40" w:line="288"/>
-        <w:jc w:val="both"/>
-      </w:pPr>
-      <w:r>
-        <w:rPr>
-          <w:rFonts w:ascii="Times New Roman" w:cs="Times New Roman" w:eastAsia="Times New Roman" w:hAnsi="Times New Roman"/>
-          <w:sz w:val="26"/>
-          <w:szCs w:val="26"/>
-        </w:rPr>
-        <w:t xml:space="preserve">8.4. Bên B đơn phương dừng hợp đồng không do lỗi của Bên A: Bên B hoàn trả các khoản đã nhận tương ứng phần việc chưa thực hiện và chịu phạt …… % giá hợp đồng.</w:t>
-      </w:r>
-    </w:p>
-    <w:p>
-      <w:pPr>
-        <w:pStyle w:val="Heading2"/>
-        <w:keepNext/>
-        <w:spacing w:after="80" w:before="200" w:line="288"/>
-        <w:jc w:val="both"/>
-      </w:pPr>
-      <w:r>
-        <w:rPr>
-          <w:rFonts w:ascii="Times New Roman" w:cs="Times New Roman" w:eastAsia="Times New Roman" w:hAnsi="Times New Roman"/>
-          <w:b/>
-          <w:bCs/>
-          <w:sz w:val="26"/>
-          <w:szCs w:val="26"/>
-        </w:rPr>
-        <w:t xml:space="preserve">Điều 9. Sự kiện bất khả kháng và hoàn cảnh thay đổi cơ bản</w:t>
-      </w:r>
-    </w:p>
-    <w:p>
-      <w:pPr>
-        <w:spacing w:after="80" w:before="40" w:line="288"/>
-        <w:jc w:val="both"/>
-      </w:pPr>
-      <w:r>
-        <w:rPr>
-          <w:rFonts w:ascii="Times New Roman" w:cs="Times New Roman" w:eastAsia="Times New Roman" w:hAnsi="Times New Roman"/>
-          <w:sz w:val="26"/>
-          <w:szCs w:val="26"/>
-        </w:rPr>
-        <w:t xml:space="preserve">9.1. Sự kiện bất khả kháng là sự kiện xảy ra khách quan, không thể lường trước và không thể khắc phục được mặc dù đã áp dụng mọi biện pháp cần thiết trong khả năng cho phép, gồm: thiên tai, hỏa hoạn không do lỗi của các bên, dịch bệnh được cơ quan có thẩm quyền công bố, chiến tranh, bạo loạn, quyết định của cơ quan nhà nước có thẩm quyền làm ngưng trệ việc thực hiện hợp đồng và các trường hợp khác theo quy định của pháp luật.</w:t>
-      </w:r>
-    </w:p>
-    <w:p>
-      <w:pPr>
-        <w:spacing w:after="80" w:before="40" w:line="288"/>
-        <w:jc w:val="both"/>
-      </w:pPr>
-      <w:r>
-        <w:rPr>
-          <w:rFonts w:ascii="Times New Roman" w:cs="Times New Roman" w:eastAsia="Times New Roman" w:hAnsi="Times New Roman"/>
-          <w:sz w:val="26"/>
-          <w:szCs w:val="26"/>
-        </w:rPr>
-        <w:t xml:space="preserve">9.2. Bên gặp sự kiện bất khả kháng phải thông báo bằng văn bản cho bên kia trong vòng 03 (ba) ngày làm việc kể từ khi sự kiện xảy ra, kèm bằng chứng hợp lý, và áp dụng mọi biện pháp để hạn chế thiệt hại.</w:t>
-      </w:r>
-    </w:p>
-    <w:p>
-      <w:pPr>
-        <w:spacing w:after="80" w:before="40" w:line="288"/>
-        <w:jc w:val="both"/>
-      </w:pPr>
-      <w:r>
-        <w:rPr>
-          <w:rFonts w:ascii="Times New Roman" w:cs="Times New Roman" w:eastAsia="Times New Roman" w:hAnsi="Times New Roman"/>
-          <w:sz w:val="26"/>
-          <w:szCs w:val="26"/>
-        </w:rPr>
-        <w:t xml:space="preserve">9.3. Thời gian bị ảnh hưởng bởi sự kiện bất khả kháng không tính vào thời hạn thực hiện hợp đồng. Không bên nào bị phạt hoặc phải bồi thường do không thực hiện nghĩa vụ vì sự kiện bất khả kháng.</w:t>
-      </w:r>
-    </w:p>
-    <w:p>
-      <w:pPr>
-        <w:spacing w:after="80" w:before="40" w:line="288"/>
-        <w:jc w:val="both"/>
-      </w:pPr>
-      <w:r>
-        <w:rPr>
-          <w:rFonts w:ascii="Times New Roman" w:cs="Times New Roman" w:eastAsia="Times New Roman" w:hAnsi="Times New Roman"/>
-          <w:sz w:val="26"/>
-          <w:szCs w:val="26"/>
-        </w:rPr>
-        <w:t xml:space="preserve">9.4. Nếu sự kiện bất khả kháng kéo dài quá …… (mặc định: 60) ngày liên tục, mỗi bên có quyền chấm dứt hợp đồng bằng văn bản; các bên thanh toán cho nhau phần công việc, hàng hóa đã thực hiện và được nghiệm thu đến thời điểm chấm dứt.</w:t>
-      </w:r>
-    </w:p>
-    <w:p>
-      <w:pPr>
-        <w:spacing w:after="80" w:before="40" w:line="288"/>
-        <w:jc w:val="both"/>
-      </w:pPr>
-      <w:r>
-        <w:rPr>
-          <w:rFonts w:ascii="Times New Roman" w:cs="Times New Roman" w:eastAsia="Times New Roman" w:hAnsi="Times New Roman"/>
-          <w:sz w:val="26"/>
-          <w:szCs w:val="26"/>
-        </w:rPr>
-        <w:t xml:space="preserve">9.5. Khi hoàn cảnh thay đổi cơ bản theo Điều 420 Bộ luật Dân sự (ví dụ: giá vật liệu chính biến động bất thường vượt quá …… % so với thời điểm ký), bên bị ảnh hưởng có quyền đề nghị đàm phán lại phần giá và tiến độ liên quan trong thời hạn hợp lý.</w:t>
-      </w:r>
-    </w:p>
-    <w:p>
-      <w:pPr>
-        <w:pStyle w:val="Heading2"/>
-        <w:keepNext/>
-        <w:spacing w:after="80" w:before="200" w:line="288"/>
-        <w:jc w:val="both"/>
-      </w:pPr>
-      <w:r>
-        <w:rPr>
-          <w:rFonts w:ascii="Times New Roman" w:cs="Times New Roman" w:eastAsia="Times New Roman" w:hAnsi="Times New Roman"/>
-          <w:b/>
-          <w:bCs/>
-          <w:sz w:val="26"/>
-          <w:szCs w:val="26"/>
-        </w:rPr>
-        <w:t xml:space="preserve">Điều 10. Giải quyết tranh chấp</w:t>
-      </w:r>
-    </w:p>
-    <w:p>
-      <w:pPr>
-        <w:spacing w:after="80" w:before="40" w:line="288"/>
-        <w:jc w:val="both"/>
-      </w:pPr>
-      <w:r>
-        <w:rPr>
-          <w:rFonts w:ascii="Times New Roman" w:cs="Times New Roman" w:eastAsia="Times New Roman" w:hAnsi="Times New Roman"/>
-          <w:sz w:val="26"/>
-          <w:szCs w:val="26"/>
-        </w:rPr>
-        <w:t xml:space="preserve">10.1. Khi phát sinh tranh chấp, các bên ưu tiên thương lượng, hòa giải trên tinh thần thiện chí. Bên nhận được yêu cầu giải quyết phải trả lời bằng văn bản trong vòng 07 (bảy) ngày làm việc.</w:t>
-      </w:r>
-    </w:p>
-    <w:p>
-      <w:pPr>
-        <w:spacing w:after="80" w:before="40" w:line="288"/>
-        <w:jc w:val="both"/>
-      </w:pPr>
-      <w:r>
-        <w:rPr>
-          <w:rFonts w:ascii="Times New Roman" w:cs="Times New Roman" w:eastAsia="Times New Roman" w:hAnsi="Times New Roman"/>
-          <w:sz w:val="26"/>
-          <w:szCs w:val="26"/>
-        </w:rPr>
-        <w:t xml:space="preserve">10.2. Trường hợp thương lượng không thành trong vòng 30 (ba mươi) ngày kể từ ngày một bên gửi yêu cầu, tranh chấp được giải quyết theo phương án sau:</w:t>
+        <w:t xml:space="preserve">{#pa_4_b}</w:t>
       </w:r>
     </w:p>
     <w:p>
@@ -3939,7 +3738,7 @@
           <w:sz w:val="26"/>
           <w:szCs w:val="26"/>
         </w:rPr>
-        <w:t xml:space="preserve">☐ </w:t>
+        <w:t xml:space="preserve">{pa_4_b_o} </w:t>
       </w:r>
       <w:r>
         <w:rPr>
@@ -3949,15 +3748,15 @@
           <w:sz w:val="26"/>
           <w:szCs w:val="26"/>
         </w:rPr>
-        <w:t xml:space="preserve">Phương án A:</w:t>
-      </w:r>
-      <w:r>
-        <w:rPr>
-          <w:rFonts w:ascii="Times New Roman" w:cs="Times New Roman" w:eastAsia="Times New Roman" w:hAnsi="Times New Roman"/>
-          <w:sz w:val="26"/>
-          <w:szCs w:val="26"/>
-        </w:rPr>
-        <w:t xml:space="preserve"> Tòa án nhân dân có thẩm quyền theo quy định của pháp luật tố tụng dân sự giải quyết theo quy định của pháp luật Việt Nam.</w:t>
+        <w:t xml:space="preserve">Phương án B:</w:t>
+      </w:r>
+      <w:r>
+        <w:rPr>
+          <w:rFonts w:ascii="Times New Roman" w:cs="Times New Roman" w:eastAsia="Times New Roman" w:hAnsi="Times New Roman"/>
+          <w:sz w:val="26"/>
+          <w:szCs w:val="26"/>
+        </w:rPr>
+        <w:t xml:space="preserve"> Không bao gồm giám sát tác giả; chỉ giải đáp qua điện thoại, thư điện tử.</w:t>
       </w:r>
     </w:p>
     <w:p>
@@ -3971,30 +3770,7 @@
         <w:jc w:val="both"/>
       </w:pPr>
       <w:r>
-        <w:rPr>
-          <w:rFonts w:ascii="Times New Roman" w:cs="Times New Roman" w:eastAsia="Times New Roman" w:hAnsi="Times New Roman"/>
-          <w:sz w:val="26"/>
-          <w:szCs w:val="26"/>
-        </w:rPr>
-        <w:t xml:space="preserve">☐ </w:t>
-      </w:r>
-      <w:r>
-        <w:rPr>
-          <w:rFonts w:ascii="Times New Roman" w:cs="Times New Roman" w:eastAsia="Times New Roman" w:hAnsi="Times New Roman"/>
-          <w:b/>
-          <w:bCs/>
-          <w:sz w:val="26"/>
-          <w:szCs w:val="26"/>
-        </w:rPr>
-        <w:t xml:space="preserve">Phương án B:</w:t>
-      </w:r>
-      <w:r>
-        <w:rPr>
-          <w:rFonts w:ascii="Times New Roman" w:cs="Times New Roman" w:eastAsia="Times New Roman" w:hAnsi="Times New Roman"/>
-          <w:sz w:val="26"/>
-          <w:szCs w:val="26"/>
-        </w:rPr>
-        <w:t xml:space="preserve"> Trung tâm Trọng tài Quốc tế Việt Nam (VIAC) giải quyết theo Quy tắc tố tụng trọng tài của Trung tâm này; phán quyết trọng tài là chung thẩm. Số trọng tài viên: 01; địa điểm: Hà Nội; ngôn ngữ: tiếng Việt.</w:t>
+        <w:t xml:space="preserve">{/pa_4_b}</w:t>
       </w:r>
     </w:p>
     <w:p>
@@ -4008,7 +3784,7 @@
           <w:sz w:val="26"/>
           <w:szCs w:val="26"/>
         </w:rPr>
-        <w:t xml:space="preserve">10.3. Trong thời gian giải quyết tranh chấp, các bên tiếp tục thực hiện các nghĩa vụ không bị tranh chấp, trừ khi hợp đồng đã chấm dứt.</w:t>
+        <w:t xml:space="preserve">6.4. Bồi thường thiệt hại phát sinh do lỗi thiết kế của Bên B, tối đa bằng {o_35} lần (mặc định: 01 lần) giá hợp đồng thiết kế.</w:t>
       </w:r>
     </w:p>
     <w:p>
@@ -4026,7 +3802,7 @@
           <w:sz w:val="26"/>
           <w:szCs w:val="26"/>
         </w:rPr>
-        <w:t xml:space="preserve">Điều 11. Bảo mật</w:t>
+        <w:t xml:space="preserve">Điều 7. Quyền tác giả và quyền sử dụng hồ sơ</w:t>
       </w:r>
     </w:p>
     <w:p>
@@ -4040,7 +3816,25 @@
           <w:sz w:val="26"/>
           <w:szCs w:val="26"/>
         </w:rPr>
-        <w:t xml:space="preserve">11.1. Mỗi bên có nghĩa vụ giữ bí mật các thông tin về giá, bản vẽ, tài liệu kỹ thuật, dữ liệu khách hàng và các thông tin kinh doanh khác của bên kia có được trong quá trình thực hiện hợp đồng; không tiết lộ cho bên thứ ba khi chưa có sự đồng ý bằng văn bản, trừ trường hợp theo yêu cầu của cơ quan nhà nước có thẩm quyền.</w:t>
+        <w:t xml:space="preserve">7.1. Bên B giữ quyền tác giả đối với hồ sơ thiết kế. Bên A được quyền sử dụng hồ sơ để xây dựng </w:t>
+      </w:r>
+      <w:r>
+        <w:rPr>
+          <w:rFonts w:ascii="Times New Roman" w:cs="Times New Roman" w:eastAsia="Times New Roman" w:hAnsi="Times New Roman"/>
+          <w:b/>
+          <w:bCs/>
+          <w:sz w:val="26"/>
+          <w:szCs w:val="26"/>
+        </w:rPr>
+        <w:t xml:space="preserve">một (01) công trình</w:t>
+      </w:r>
+      <w:r>
+        <w:rPr>
+          <w:rFonts w:ascii="Times New Roman" w:cs="Times New Roman" w:eastAsia="Times New Roman" w:hAnsi="Times New Roman"/>
+          <w:sz w:val="26"/>
+          <w:szCs w:val="26"/>
+        </w:rPr>
+        <w:t xml:space="preserve"> tại địa điểm nêu trên sau khi đã thanh toán đầy đủ.</w:t>
       </w:r>
     </w:p>
     <w:p>
@@ -4054,7 +3848,151 @@
           <w:sz w:val="26"/>
           <w:szCs w:val="26"/>
         </w:rPr>
-        <w:t xml:space="preserve">11.2. Nghĩa vụ bảo mật có hiệu lực trong thời gian thực hiện hợp đồng và …… (mặc định: 02) năm sau khi hợp đồng chấm dứt.</w:t>
+        <w:t xml:space="preserve">7.2. Bên A không được sao chép, chuyển giao hồ sơ để xây dựng công trình khác khi chưa có sự đồng ý bằng văn bản của Bên B.</w:t>
+      </w:r>
+    </w:p>
+    <w:p>
+      <w:pPr>
+        <w:spacing w:after="80" w:before="40" w:line="288"/>
+        <w:jc w:val="both"/>
+      </w:pPr>
+      <w:r>
+        <w:rPr>
+          <w:rFonts w:ascii="Times New Roman" w:cs="Times New Roman" w:eastAsia="Times New Roman" w:hAnsi="Times New Roman"/>
+          <w:sz w:val="26"/>
+          <w:szCs w:val="26"/>
+        </w:rPr>
+        <w:t xml:space="preserve">7.3. Bên B được sử dụng hình ảnh phối cảnh và hình ảnh công trình hoàn thành cho mục đích giới thiệu năng lực, không công bố thông tin cá nhân của Bên A.</w:t>
+      </w:r>
+    </w:p>
+    <w:p>
+      <w:pPr>
+        <w:pBdr>
+          <w:left w:val="single" w:color="4F81BD" w:sz="18" w:space="6"/>
+        </w:pBdr>
+        <w:shd w:fill="EAF1FB" w:color="auto" w:val="clear"/>
+        <w:spacing w:after="40" w:before="20" w:line="288"/>
+        <w:ind w:left="360"/>
+        <w:jc w:val="both"/>
+      </w:pPr>
+      <w:r>
+        <w:t xml:space="preserve">{#pa_5_a}</w:t>
+      </w:r>
+    </w:p>
+    <w:p>
+      <w:pPr>
+        <w:pBdr>
+          <w:left w:val="single" w:color="4F81BD" w:sz="18" w:space="6"/>
+        </w:pBdr>
+        <w:shd w:fill="EAF1FB" w:color="auto" w:val="clear"/>
+        <w:spacing w:after="40" w:before="20" w:line="288"/>
+        <w:ind w:left="360"/>
+        <w:jc w:val="both"/>
+      </w:pPr>
+      <w:r>
+        <w:rPr>
+          <w:rFonts w:ascii="Times New Roman" w:cs="Times New Roman" w:eastAsia="Times New Roman" w:hAnsi="Times New Roman"/>
+          <w:sz w:val="26"/>
+          <w:szCs w:val="26"/>
+        </w:rPr>
+        <w:t xml:space="preserve">{pa_5_a_o} </w:t>
+      </w:r>
+      <w:r>
+        <w:rPr>
+          <w:rFonts w:ascii="Times New Roman" w:cs="Times New Roman" w:eastAsia="Times New Roman" w:hAnsi="Times New Roman"/>
+          <w:b/>
+          <w:bCs/>
+          <w:sz w:val="26"/>
+          <w:szCs w:val="26"/>
+        </w:rPr>
+        <w:t xml:space="preserve">Phương án A:</w:t>
+      </w:r>
+      <w:r>
+        <w:rPr>
+          <w:rFonts w:ascii="Times New Roman" w:cs="Times New Roman" w:eastAsia="Times New Roman" w:hAnsi="Times New Roman"/>
+          <w:sz w:val="26"/>
+          <w:szCs w:val="26"/>
+        </w:rPr>
+        <w:t xml:space="preserve"> Bên A đồng ý cho Bên B sử dụng hình ảnh công trình.</w:t>
+      </w:r>
+    </w:p>
+    <w:p>
+      <w:pPr>
+        <w:pBdr>
+          <w:left w:val="single" w:color="4F81BD" w:sz="18" w:space="6"/>
+        </w:pBdr>
+        <w:shd w:fill="EAF1FB" w:color="auto" w:val="clear"/>
+        <w:spacing w:after="40" w:before="20" w:line="288"/>
+        <w:ind w:left="360"/>
+        <w:jc w:val="both"/>
+      </w:pPr>
+      <w:r>
+        <w:t xml:space="preserve">{/pa_5_a}</w:t>
+      </w:r>
+    </w:p>
+    <w:p>
+      <w:pPr>
+        <w:pBdr>
+          <w:left w:val="single" w:color="4F81BD" w:sz="18" w:space="6"/>
+        </w:pBdr>
+        <w:shd w:fill="EAF1FB" w:color="auto" w:val="clear"/>
+        <w:spacing w:after="40" w:before="20" w:line="288"/>
+        <w:ind w:left="360"/>
+        <w:jc w:val="both"/>
+      </w:pPr>
+      <w:r>
+        <w:t xml:space="preserve">{#pa_5_b}</w:t>
+      </w:r>
+    </w:p>
+    <w:p>
+      <w:pPr>
+        <w:pBdr>
+          <w:left w:val="single" w:color="4F81BD" w:sz="18" w:space="6"/>
+        </w:pBdr>
+        <w:shd w:fill="EAF1FB" w:color="auto" w:val="clear"/>
+        <w:spacing w:after="40" w:before="20" w:line="288"/>
+        <w:ind w:left="360"/>
+        <w:jc w:val="both"/>
+      </w:pPr>
+      <w:r>
+        <w:rPr>
+          <w:rFonts w:ascii="Times New Roman" w:cs="Times New Roman" w:eastAsia="Times New Roman" w:hAnsi="Times New Roman"/>
+          <w:sz w:val="26"/>
+          <w:szCs w:val="26"/>
+        </w:rPr>
+        <w:t xml:space="preserve">{pa_5_b_o} </w:t>
+      </w:r>
+      <w:r>
+        <w:rPr>
+          <w:rFonts w:ascii="Times New Roman" w:cs="Times New Roman" w:eastAsia="Times New Roman" w:hAnsi="Times New Roman"/>
+          <w:b/>
+          <w:bCs/>
+          <w:sz w:val="26"/>
+          <w:szCs w:val="26"/>
+        </w:rPr>
+        <w:t xml:space="preserve">Phương án B:</w:t>
+      </w:r>
+      <w:r>
+        <w:rPr>
+          <w:rFonts w:ascii="Times New Roman" w:cs="Times New Roman" w:eastAsia="Times New Roman" w:hAnsi="Times New Roman"/>
+          <w:sz w:val="26"/>
+          <w:szCs w:val="26"/>
+        </w:rPr>
+        <w:t xml:space="preserve"> Bên A không đồng ý; Bên B chỉ sử dụng nội bộ.</w:t>
+      </w:r>
+    </w:p>
+    <w:p>
+      <w:pPr>
+        <w:pBdr>
+          <w:left w:val="single" w:color="4F81BD" w:sz="18" w:space="6"/>
+        </w:pBdr>
+        <w:shd w:fill="EAF1FB" w:color="auto" w:val="clear"/>
+        <w:spacing w:after="40" w:before="20" w:line="288"/>
+        <w:ind w:left="360"/>
+        <w:jc w:val="both"/>
+      </w:pPr>
+      <w:r>
+        <w:t xml:space="preserve">{/pa_5_b}</w:t>
       </w:r>
     </w:p>
     <w:p>
@@ -4072,7 +4010,7 @@
           <w:sz w:val="26"/>
           <w:szCs w:val="26"/>
         </w:rPr>
-        <w:t xml:space="preserve">Điều 12. Thông báo và đại diện liên lạc</w:t>
+        <w:t xml:space="preserve">Điều 8. Phạt vi phạm và chấm dứt hợp đồng</w:t>
       </w:r>
     </w:p>
     <w:p>
@@ -4086,7 +4024,7 @@
           <w:sz w:val="26"/>
           <w:szCs w:val="26"/>
         </w:rPr>
-        <w:t xml:space="preserve">12.1. Mọi thông báo, yêu cầu, chấp thuận theo hợp đồng phải lập bằng văn bản và gửi trực tiếp, qua bưu điện hoặc thư điện tử tới địa chỉ nêu tại phần thông tin các bên. Thông báo qua thư điện tử có giá trị khi gửi từ/tới địa chỉ đã đăng ký dưới đây.</w:t>
+        <w:t xml:space="preserve">8.1. Bên B giao sản phẩm chậm so với tiến độ do lỗi của mình bị phạt {o_36} % giá hợp đồng cho mỗi ngày chậm; tổng mức phạt không vượt quá {o_37} % giá trị phần hợp đồng bị vi phạm.</w:t>
       </w:r>
     </w:p>
     <w:p>
@@ -4100,7 +4038,7 @@
           <w:sz w:val="26"/>
           <w:szCs w:val="26"/>
         </w:rPr>
-        <w:t xml:space="preserve">12.2. Đại diện liên lạc: Bên A: ………………… – ĐT: ………… – Email: …………; Bên B: ………………… – ĐT: ………… – Email: …………</w:t>
+        <w:t xml:space="preserve">8.2. Bên A chậm thanh toán quá {o_38} ngày, Bên B được tạm dừng công việc; thời gian tạm dừng được cộng vào tiến độ.</w:t>
       </w:r>
     </w:p>
     <w:p>
@@ -4114,7 +4052,21 @@
           <w:sz w:val="26"/>
           <w:szCs w:val="26"/>
         </w:rPr>
-        <w:t xml:space="preserve">12.3. Tin nhắn qua ứng dụng (Zalo, …) chỉ dùng để trao đổi điều hành, không thay thế văn bản đối với các nội dung về giá, khối lượng phát sinh, tiến độ và chấm dứt hợp đồng.</w:t>
+        <w:t xml:space="preserve">8.3. Bên A đơn phương dừng hợp đồng không do lỗi của Bên B: các khoản đã thanh toán không được hoàn lại; Bên A thanh toán thêm giá trị phần việc Bên B đã thực hiện nhưng chưa được thanh toán.</w:t>
+      </w:r>
+    </w:p>
+    <w:p>
+      <w:pPr>
+        <w:spacing w:after="80" w:before="40" w:line="288"/>
+        <w:jc w:val="both"/>
+      </w:pPr>
+      <w:r>
+        <w:rPr>
+          <w:rFonts w:ascii="Times New Roman" w:cs="Times New Roman" w:eastAsia="Times New Roman" w:hAnsi="Times New Roman"/>
+          <w:sz w:val="26"/>
+          <w:szCs w:val="26"/>
+        </w:rPr>
+        <w:t xml:space="preserve">8.4. Bên B đơn phương dừng hợp đồng không do lỗi của Bên A: Bên B hoàn trả các khoản đã nhận tương ứng phần việc chưa thực hiện và chịu phạt {o_39} % giá hợp đồng.</w:t>
       </w:r>
     </w:p>
     <w:p>
@@ -4132,6 +4084,390 @@
           <w:sz w:val="26"/>
           <w:szCs w:val="26"/>
         </w:rPr>
+        <w:t xml:space="preserve">Điều 9. Sự kiện bất khả kháng và hoàn cảnh thay đổi cơ bản</w:t>
+      </w:r>
+    </w:p>
+    <w:p>
+      <w:pPr>
+        <w:spacing w:after="80" w:before="40" w:line="288"/>
+        <w:jc w:val="both"/>
+      </w:pPr>
+      <w:r>
+        <w:rPr>
+          <w:rFonts w:ascii="Times New Roman" w:cs="Times New Roman" w:eastAsia="Times New Roman" w:hAnsi="Times New Roman"/>
+          <w:sz w:val="26"/>
+          <w:szCs w:val="26"/>
+        </w:rPr>
+        <w:t xml:space="preserve">9.1. Sự kiện bất khả kháng là sự kiện xảy ra khách quan, không thể lường trước và không thể khắc phục được mặc dù đã áp dụng mọi biện pháp cần thiết trong khả năng cho phép, gồm: thiên tai, hỏa hoạn không do lỗi của các bên, dịch bệnh được cơ quan có thẩm quyền công bố, chiến tranh, bạo loạn, quyết định của cơ quan nhà nước có thẩm quyền làm ngưng trệ việc thực hiện hợp đồng và các trường hợp khác theo quy định của pháp luật.</w:t>
+      </w:r>
+    </w:p>
+    <w:p>
+      <w:pPr>
+        <w:spacing w:after="80" w:before="40" w:line="288"/>
+        <w:jc w:val="both"/>
+      </w:pPr>
+      <w:r>
+        <w:rPr>
+          <w:rFonts w:ascii="Times New Roman" w:cs="Times New Roman" w:eastAsia="Times New Roman" w:hAnsi="Times New Roman"/>
+          <w:sz w:val="26"/>
+          <w:szCs w:val="26"/>
+        </w:rPr>
+        <w:t xml:space="preserve">9.2. Bên gặp sự kiện bất khả kháng phải thông báo bằng văn bản cho bên kia trong vòng 03 (ba) ngày làm việc kể từ khi sự kiện xảy ra, kèm bằng chứng hợp lý, và áp dụng mọi biện pháp để hạn chế thiệt hại.</w:t>
+      </w:r>
+    </w:p>
+    <w:p>
+      <w:pPr>
+        <w:spacing w:after="80" w:before="40" w:line="288"/>
+        <w:jc w:val="both"/>
+      </w:pPr>
+      <w:r>
+        <w:rPr>
+          <w:rFonts w:ascii="Times New Roman" w:cs="Times New Roman" w:eastAsia="Times New Roman" w:hAnsi="Times New Roman"/>
+          <w:sz w:val="26"/>
+          <w:szCs w:val="26"/>
+        </w:rPr>
+        <w:t xml:space="preserve">9.3. Thời gian bị ảnh hưởng bởi sự kiện bất khả kháng không tính vào thời hạn thực hiện hợp đồng. Không bên nào bị phạt hoặc phải bồi thường do không thực hiện nghĩa vụ vì sự kiện bất khả kháng.</w:t>
+      </w:r>
+    </w:p>
+    <w:p>
+      <w:pPr>
+        <w:spacing w:after="80" w:before="40" w:line="288"/>
+        <w:jc w:val="both"/>
+      </w:pPr>
+      <w:r>
+        <w:rPr>
+          <w:rFonts w:ascii="Times New Roman" w:cs="Times New Roman" w:eastAsia="Times New Roman" w:hAnsi="Times New Roman"/>
+          <w:sz w:val="26"/>
+          <w:szCs w:val="26"/>
+        </w:rPr>
+        <w:t xml:space="preserve">9.4. Nếu sự kiện bất khả kháng kéo dài quá {o_40}  ngày liên tục, mỗi bên có quyền chấm dứt hợp đồng bằng văn bản; các bên thanh toán cho nhau phần công việc, hàng hóa đã thực hiện và được nghiệm thu đến thời điểm chấm dứt.</w:t>
+      </w:r>
+    </w:p>
+    <w:p>
+      <w:pPr>
+        <w:spacing w:after="80" w:before="40" w:line="288"/>
+        <w:jc w:val="both"/>
+      </w:pPr>
+      <w:r>
+        <w:rPr>
+          <w:rFonts w:ascii="Times New Roman" w:cs="Times New Roman" w:eastAsia="Times New Roman" w:hAnsi="Times New Roman"/>
+          <w:sz w:val="26"/>
+          <w:szCs w:val="26"/>
+        </w:rPr>
+        <w:t xml:space="preserve">9.5. Khi hoàn cảnh thay đổi cơ bản theo Điều 420 Bộ luật Dân sự (ví dụ: giá vật liệu chính biến động bất thường vượt quá {o_41} % so với thời điểm ký), bên bị ảnh hưởng có quyền đề nghị đàm phán lại phần giá và tiến độ liên quan trong thời hạn hợp lý.</w:t>
+      </w:r>
+    </w:p>
+    <w:p>
+      <w:pPr>
+        <w:pStyle w:val="Heading2"/>
+        <w:keepNext/>
+        <w:spacing w:after="80" w:before="200" w:line="288"/>
+        <w:jc w:val="both"/>
+      </w:pPr>
+      <w:r>
+        <w:rPr>
+          <w:rFonts w:ascii="Times New Roman" w:cs="Times New Roman" w:eastAsia="Times New Roman" w:hAnsi="Times New Roman"/>
+          <w:b/>
+          <w:bCs/>
+          <w:sz w:val="26"/>
+          <w:szCs w:val="26"/>
+        </w:rPr>
+        <w:t xml:space="preserve">Điều 10. Giải quyết tranh chấp</w:t>
+      </w:r>
+    </w:p>
+    <w:p>
+      <w:pPr>
+        <w:spacing w:after="80" w:before="40" w:line="288"/>
+        <w:jc w:val="both"/>
+      </w:pPr>
+      <w:r>
+        <w:rPr>
+          <w:rFonts w:ascii="Times New Roman" w:cs="Times New Roman" w:eastAsia="Times New Roman" w:hAnsi="Times New Roman"/>
+          <w:sz w:val="26"/>
+          <w:szCs w:val="26"/>
+        </w:rPr>
+        <w:t xml:space="preserve">10.1. Khi phát sinh tranh chấp, các bên ưu tiên thương lượng, hòa giải trên tinh thần thiện chí. Bên nhận được yêu cầu giải quyết phải trả lời bằng văn bản trong vòng 07 (bảy) ngày làm việc.</w:t>
+      </w:r>
+    </w:p>
+    <w:p>
+      <w:pPr>
+        <w:spacing w:after="80" w:before="40" w:line="288"/>
+        <w:jc w:val="both"/>
+      </w:pPr>
+      <w:r>
+        <w:rPr>
+          <w:rFonts w:ascii="Times New Roman" w:cs="Times New Roman" w:eastAsia="Times New Roman" w:hAnsi="Times New Roman"/>
+          <w:sz w:val="26"/>
+          <w:szCs w:val="26"/>
+        </w:rPr>
+        <w:t xml:space="preserve">10.2. Trường hợp thương lượng không thành trong vòng 30 (ba mươi) ngày kể từ ngày một bên gửi yêu cầu, tranh chấp được giải quyết theo phương án sau:</w:t>
+      </w:r>
+    </w:p>
+    <w:p>
+      <w:pPr>
+        <w:pBdr>
+          <w:left w:val="single" w:color="4F81BD" w:sz="18" w:space="6"/>
+        </w:pBdr>
+        <w:shd w:fill="EAF1FB" w:color="auto" w:val="clear"/>
+        <w:spacing w:after="40" w:before="20" w:line="288"/>
+        <w:ind w:left="360"/>
+        <w:jc w:val="both"/>
+      </w:pPr>
+      <w:r>
+        <w:t xml:space="preserve">{#pa_6_a}</w:t>
+      </w:r>
+    </w:p>
+    <w:p>
+      <w:pPr>
+        <w:pBdr>
+          <w:left w:val="single" w:color="4F81BD" w:sz="18" w:space="6"/>
+        </w:pBdr>
+        <w:shd w:fill="EAF1FB" w:color="auto" w:val="clear"/>
+        <w:spacing w:after="40" w:before="20" w:line="288"/>
+        <w:ind w:left="360"/>
+        <w:jc w:val="both"/>
+      </w:pPr>
+      <w:r>
+        <w:rPr>
+          <w:rFonts w:ascii="Times New Roman" w:cs="Times New Roman" w:eastAsia="Times New Roman" w:hAnsi="Times New Roman"/>
+          <w:sz w:val="26"/>
+          <w:szCs w:val="26"/>
+        </w:rPr>
+        <w:t xml:space="preserve">{pa_6_a_o} </w:t>
+      </w:r>
+      <w:r>
+        <w:rPr>
+          <w:rFonts w:ascii="Times New Roman" w:cs="Times New Roman" w:eastAsia="Times New Roman" w:hAnsi="Times New Roman"/>
+          <w:b/>
+          <w:bCs/>
+          <w:sz w:val="26"/>
+          <w:szCs w:val="26"/>
+        </w:rPr>
+        <w:t xml:space="preserve">Phương án A:</w:t>
+      </w:r>
+      <w:r>
+        <w:rPr>
+          <w:rFonts w:ascii="Times New Roman" w:cs="Times New Roman" w:eastAsia="Times New Roman" w:hAnsi="Times New Roman"/>
+          <w:sz w:val="26"/>
+          <w:szCs w:val="26"/>
+        </w:rPr>
+        <w:t xml:space="preserve"> Tòa án nhân dân có thẩm quyền theo quy định của pháp luật tố tụng dân sự giải quyết theo quy định của pháp luật Việt Nam.</w:t>
+      </w:r>
+    </w:p>
+    <w:p>
+      <w:pPr>
+        <w:pBdr>
+          <w:left w:val="single" w:color="4F81BD" w:sz="18" w:space="6"/>
+        </w:pBdr>
+        <w:shd w:fill="EAF1FB" w:color="auto" w:val="clear"/>
+        <w:spacing w:after="40" w:before="20" w:line="288"/>
+        <w:ind w:left="360"/>
+        <w:jc w:val="both"/>
+      </w:pPr>
+      <w:r>
+        <w:t xml:space="preserve">{/pa_6_a}</w:t>
+      </w:r>
+    </w:p>
+    <w:p>
+      <w:pPr>
+        <w:pBdr>
+          <w:left w:val="single" w:color="4F81BD" w:sz="18" w:space="6"/>
+        </w:pBdr>
+        <w:shd w:fill="EAF1FB" w:color="auto" w:val="clear"/>
+        <w:spacing w:after="40" w:before="20" w:line="288"/>
+        <w:ind w:left="360"/>
+        <w:jc w:val="both"/>
+      </w:pPr>
+      <w:r>
+        <w:t xml:space="preserve">{#pa_6_b}</w:t>
+      </w:r>
+    </w:p>
+    <w:p>
+      <w:pPr>
+        <w:pBdr>
+          <w:left w:val="single" w:color="4F81BD" w:sz="18" w:space="6"/>
+        </w:pBdr>
+        <w:shd w:fill="EAF1FB" w:color="auto" w:val="clear"/>
+        <w:spacing w:after="40" w:before="20" w:line="288"/>
+        <w:ind w:left="360"/>
+        <w:jc w:val="both"/>
+      </w:pPr>
+      <w:r>
+        <w:rPr>
+          <w:rFonts w:ascii="Times New Roman" w:cs="Times New Roman" w:eastAsia="Times New Roman" w:hAnsi="Times New Roman"/>
+          <w:sz w:val="26"/>
+          <w:szCs w:val="26"/>
+        </w:rPr>
+        <w:t xml:space="preserve">{pa_6_b_o} </w:t>
+      </w:r>
+      <w:r>
+        <w:rPr>
+          <w:rFonts w:ascii="Times New Roman" w:cs="Times New Roman" w:eastAsia="Times New Roman" w:hAnsi="Times New Roman"/>
+          <w:b/>
+          <w:bCs/>
+          <w:sz w:val="26"/>
+          <w:szCs w:val="26"/>
+        </w:rPr>
+        <w:t xml:space="preserve">Phương án B:</w:t>
+      </w:r>
+      <w:r>
+        <w:rPr>
+          <w:rFonts w:ascii="Times New Roman" w:cs="Times New Roman" w:eastAsia="Times New Roman" w:hAnsi="Times New Roman"/>
+          <w:sz w:val="26"/>
+          <w:szCs w:val="26"/>
+        </w:rPr>
+        <w:t xml:space="preserve"> Trung tâm Trọng tài Quốc tế Việt Nam (VIAC) giải quyết theo Quy tắc tố tụng trọng tài của Trung tâm này; phán quyết trọng tài là chung thẩm. Số trọng tài viên: 01; địa điểm: Hà Nội; ngôn ngữ: tiếng Việt.</w:t>
+      </w:r>
+    </w:p>
+    <w:p>
+      <w:pPr>
+        <w:pBdr>
+          <w:left w:val="single" w:color="4F81BD" w:sz="18" w:space="6"/>
+        </w:pBdr>
+        <w:shd w:fill="EAF1FB" w:color="auto" w:val="clear"/>
+        <w:spacing w:after="40" w:before="20" w:line="288"/>
+        <w:ind w:left="360"/>
+        <w:jc w:val="both"/>
+      </w:pPr>
+      <w:r>
+        <w:t xml:space="preserve">{/pa_6_b}</w:t>
+      </w:r>
+    </w:p>
+    <w:p>
+      <w:pPr>
+        <w:spacing w:after="80" w:before="40" w:line="288"/>
+        <w:jc w:val="both"/>
+      </w:pPr>
+      <w:r>
+        <w:rPr>
+          <w:rFonts w:ascii="Times New Roman" w:cs="Times New Roman" w:eastAsia="Times New Roman" w:hAnsi="Times New Roman"/>
+          <w:sz w:val="26"/>
+          <w:szCs w:val="26"/>
+        </w:rPr>
+        <w:t xml:space="preserve">10.3. Trong thời gian giải quyết tranh chấp, các bên tiếp tục thực hiện các nghĩa vụ không bị tranh chấp, trừ khi hợp đồng đã chấm dứt.</w:t>
+      </w:r>
+    </w:p>
+    <w:p>
+      <w:pPr>
+        <w:pStyle w:val="Heading2"/>
+        <w:keepNext/>
+        <w:spacing w:after="80" w:before="200" w:line="288"/>
+        <w:jc w:val="both"/>
+      </w:pPr>
+      <w:r>
+        <w:rPr>
+          <w:rFonts w:ascii="Times New Roman" w:cs="Times New Roman" w:eastAsia="Times New Roman" w:hAnsi="Times New Roman"/>
+          <w:b/>
+          <w:bCs/>
+          <w:sz w:val="26"/>
+          <w:szCs w:val="26"/>
+        </w:rPr>
+        <w:t xml:space="preserve">Điều 11. Bảo mật</w:t>
+      </w:r>
+    </w:p>
+    <w:p>
+      <w:pPr>
+        <w:spacing w:after="80" w:before="40" w:line="288"/>
+        <w:jc w:val="both"/>
+      </w:pPr>
+      <w:r>
+        <w:rPr>
+          <w:rFonts w:ascii="Times New Roman" w:cs="Times New Roman" w:eastAsia="Times New Roman" w:hAnsi="Times New Roman"/>
+          <w:sz w:val="26"/>
+          <w:szCs w:val="26"/>
+        </w:rPr>
+        <w:t xml:space="preserve">11.1. Mỗi bên có nghĩa vụ giữ bí mật các thông tin về giá, bản vẽ, tài liệu kỹ thuật, dữ liệu khách hàng và các thông tin kinh doanh khác của bên kia có được trong quá trình thực hiện hợp đồng; không tiết lộ cho bên thứ ba khi chưa có sự đồng ý bằng văn bản, trừ trường hợp theo yêu cầu của cơ quan nhà nước có thẩm quyền.</w:t>
+      </w:r>
+    </w:p>
+    <w:p>
+      <w:pPr>
+        <w:spacing w:after="80" w:before="40" w:line="288"/>
+        <w:jc w:val="both"/>
+      </w:pPr>
+      <w:r>
+        <w:rPr>
+          <w:rFonts w:ascii="Times New Roman" w:cs="Times New Roman" w:eastAsia="Times New Roman" w:hAnsi="Times New Roman"/>
+          <w:sz w:val="26"/>
+          <w:szCs w:val="26"/>
+        </w:rPr>
+        <w:t xml:space="preserve">11.2. Nghĩa vụ bảo mật có hiệu lực trong thời gian thực hiện hợp đồng và {o_42}  năm sau khi hợp đồng chấm dứt.</w:t>
+      </w:r>
+    </w:p>
+    <w:p>
+      <w:pPr>
+        <w:pStyle w:val="Heading2"/>
+        <w:keepNext/>
+        <w:spacing w:after="80" w:before="200" w:line="288"/>
+        <w:jc w:val="both"/>
+      </w:pPr>
+      <w:r>
+        <w:rPr>
+          <w:rFonts w:ascii="Times New Roman" w:cs="Times New Roman" w:eastAsia="Times New Roman" w:hAnsi="Times New Roman"/>
+          <w:b/>
+          <w:bCs/>
+          <w:sz w:val="26"/>
+          <w:szCs w:val="26"/>
+        </w:rPr>
+        <w:t xml:space="preserve">Điều 12. Thông báo và đại diện liên lạc</w:t>
+      </w:r>
+    </w:p>
+    <w:p>
+      <w:pPr>
+        <w:spacing w:after="80" w:before="40" w:line="288"/>
+        <w:jc w:val="both"/>
+      </w:pPr>
+      <w:r>
+        <w:rPr>
+          <w:rFonts w:ascii="Times New Roman" w:cs="Times New Roman" w:eastAsia="Times New Roman" w:hAnsi="Times New Roman"/>
+          <w:sz w:val="26"/>
+          <w:szCs w:val="26"/>
+        </w:rPr>
+        <w:t xml:space="preserve">12.1. Mọi thông báo, yêu cầu, chấp thuận theo hợp đồng phải lập bằng văn bản và gửi trực tiếp, qua bưu điện hoặc thư điện tử tới địa chỉ nêu tại phần thông tin các bên. Thông báo qua thư điện tử có giá trị khi gửi từ/tới địa chỉ đã đăng ký dưới đây.</w:t>
+      </w:r>
+    </w:p>
+    <w:p>
+      <w:pPr>
+        <w:spacing w:after="80" w:before="40" w:line="288"/>
+        <w:jc w:val="both"/>
+      </w:pPr>
+      <w:r>
+        <w:rPr>
+          <w:rFonts w:ascii="Times New Roman" w:cs="Times New Roman" w:eastAsia="Times New Roman" w:hAnsi="Times New Roman"/>
+          <w:sz w:val="26"/>
+          <w:szCs w:val="26"/>
+        </w:rPr>
+        <w:t xml:space="preserve">12.2. Đại diện liên lạc: Bên A: {o_43} – ĐT: {o_44} – Email: {o_45}; Bên B: {o_46} – ĐT: {o_47} – Email: {o_48}</w:t>
+      </w:r>
+    </w:p>
+    <w:p>
+      <w:pPr>
+        <w:spacing w:after="80" w:before="40" w:line="288"/>
+        <w:jc w:val="both"/>
+      </w:pPr>
+      <w:r>
+        <w:rPr>
+          <w:rFonts w:ascii="Times New Roman" w:cs="Times New Roman" w:eastAsia="Times New Roman" w:hAnsi="Times New Roman"/>
+          <w:sz w:val="26"/>
+          <w:szCs w:val="26"/>
+        </w:rPr>
+        <w:t xml:space="preserve">12.3. Tin nhắn qua ứng dụng (Zalo, {o_49}) chỉ dùng để trao đổi điều hành, không thay thế văn bản đối với các nội dung về giá, khối lượng phát sinh, tiến độ và chấm dứt hợp đồng.</w:t>
+      </w:r>
+    </w:p>
+    <w:p>
+      <w:pPr>
+        <w:pStyle w:val="Heading2"/>
+        <w:keepNext/>
+        <w:spacing w:after="80" w:before="200" w:line="288"/>
+        <w:jc w:val="both"/>
+      </w:pPr>
+      <w:r>
+        <w:rPr>
+          <w:rFonts w:ascii="Times New Roman" w:cs="Times New Roman" w:eastAsia="Times New Roman" w:hAnsi="Times New Roman"/>
+          <w:b/>
+          <w:bCs/>
+          <w:sz w:val="26"/>
+          <w:szCs w:val="26"/>
+        </w:rPr>
         <w:t xml:space="preserve">Điều 13. Hiệu lực và điều khoản thi hành</w:t>
       </w:r>
     </w:p>
@@ -4146,7 +4482,7 @@
           <w:sz w:val="26"/>
           <w:szCs w:val="26"/>
         </w:rPr>
-        <w:t xml:space="preserve">13.1. Hợp đồng có hiệu lực kể từ [ngày ký / ngày bên có quyền nhận được bảo đảm thực hiện hợp đồng/tiền tạm ứng – chọn một].</w:t>
+        <w:t xml:space="preserve">13.1. Hợp đồng có hiệu lực kể từ {c_2}.</w:t>
       </w:r>
     </w:p>
     <w:p>

--- a/db/seed-assets/contract-templates/NVO/NVO-HD-01_Hop_dong_tu_van_thiet_ke_nha_o.docx
+++ b/db/seed-assets/contract-templates/NVO/NVO-HD-01_Hop_dong_tu_van_thiet_ke_nha_o.docx
@@ -143,7 +143,7 @@
                 <w:sz w:val="24"/>
                 <w:szCs w:val="24"/>
               </w:rPr>
-              <w:t xml:space="preserve">{o_1}, ngày {ngay_ky_ngay} tháng {ngay_ky_thang} năm {ngay_ky_nam}</w:t>
+              <w:t xml:space="preserve">{noi_ky}, ngày {ngay_ky_ngay} tháng {ngay_ky_thang} năm {ngay_ky_nam}</w:t>
             </w:r>
           </w:p>
         </w:tc>
@@ -193,7 +193,7 @@
           <w:sz w:val="26"/>
           <w:szCs w:val="26"/>
         </w:rPr>
-        <w:t xml:space="preserve">Công trình: {ten_hop_dong} – Quy mô: {o_2} tầng, diện tích đất {o_3} m²</w:t>
+        <w:t xml:space="preserve">Công trình: {ten_hop_dong} – Quy mô: {o_1} tầng, diện tích đất {o_2} m²</w:t>
       </w:r>
     </w:p>
     <w:p>
@@ -334,7 +334,7 @@
           <w:sz w:val="26"/>
           <w:szCs w:val="26"/>
         </w:rPr>
-        <w:t xml:space="preserve">Hôm nay, ngày {ngay_ky_ngay} tháng {ngay_ky_thang} năm {ngay_ky_nam}, tại {o_4}, chúng tôi gồm:</w:t>
+        <w:t xml:space="preserve">Hôm nay, ngày {ngay_ky_ngay} tháng {ngay_ky_thang} năm {ngay_ky_nam}, tại {noi_ky}, chúng tôi gồm:</w:t>
       </w:r>
     </w:p>
     <w:p>
@@ -383,7 +383,7 @@
           <w:sz w:val="26"/>
           <w:szCs w:val="26"/>
         </w:rPr>
-        <w:t xml:space="preserve">Ông/Bà: {o_5}  Ngày sinh: {o_6}</w:t>
+        <w:t xml:space="preserve">Ông/Bà: {o_3}  Ngày sinh: {o_4}</w:t>
       </w:r>
     </w:p>
     <w:p>
@@ -398,7 +398,7 @@
           <w:sz w:val="26"/>
           <w:szCs w:val="26"/>
         </w:rPr>
-        <w:t xml:space="preserve">Số định danh cá nhân/CCCD: {o_7} cấp ngày {o_8} tại {o_9}</w:t>
+        <w:t xml:space="preserve">Số định danh cá nhân/CCCD: {o_5} cấp ngày {o_6} tại {o_7}</w:t>
       </w:r>
     </w:p>
     <w:p>
@@ -552,7 +552,7 @@
           <w:sz w:val="26"/>
           <w:szCs w:val="26"/>
         </w:rPr>
-        <w:t xml:space="preserve">(Hoặc người được ủy quyền: {o_10} – Chức vụ: {o_11} – theo Giấy ủy quyền số {o_12} ngày {o_13})</w:t>
+        <w:t xml:space="preserve">(Hoặc người được ủy quyền: {o_8} – Chức vụ: {o_9} – theo Giấy ủy quyền số {o_10} ngày {o_11})</w:t>
       </w:r>
     </w:p>
     <w:p>
@@ -1306,7 +1306,7 @@
                 <w:sz w:val="24"/>
                 <w:szCs w:val="24"/>
               </w:rPr>
-              <w:t xml:space="preserve">{o_14} góc</w:t>
+              <w:t xml:space="preserve">{o_12} góc</w:t>
             </w:r>
           </w:p>
         </w:tc>
@@ -1439,7 +1439,7 @@
                 <w:sz w:val="24"/>
                 <w:szCs w:val="24"/>
               </w:rPr>
-              <w:t xml:space="preserve">Các phòng: {o_15}</w:t>
+              <w:t xml:space="preserve">Các phòng: {o_13}</w:t>
             </w:r>
           </w:p>
         </w:tc>
@@ -2160,7 +2160,7 @@
                 <w:sz w:val="24"/>
                 <w:szCs w:val="24"/>
               </w:rPr>
-              <w:t xml:space="preserve">{o_16} ngày</w:t>
+              <w:t xml:space="preserve">{o_14} ngày</w:t>
             </w:r>
           </w:p>
         </w:tc>
@@ -2261,7 +2261,7 @@
                 <w:sz w:val="24"/>
                 <w:szCs w:val="24"/>
               </w:rPr>
-              <w:t xml:space="preserve">Mặt bằng các tầng ({o_17} phương án)</w:t>
+              <w:t xml:space="preserve">Mặt bằng các tầng ({o_15} phương án)</w:t>
             </w:r>
           </w:p>
         </w:tc>
@@ -2293,7 +2293,7 @@
                 <w:sz w:val="24"/>
                 <w:szCs w:val="24"/>
               </w:rPr>
-              <w:t xml:space="preserve">{o_18} ngày</w:t>
+              <w:t xml:space="preserve">{o_16} ngày</w:t>
             </w:r>
           </w:p>
         </w:tc>
@@ -2426,7 +2426,7 @@
                 <w:sz w:val="24"/>
                 <w:szCs w:val="24"/>
               </w:rPr>
-              <w:t xml:space="preserve">{o_19} ngày</w:t>
+              <w:t xml:space="preserve">{o_17} ngày</w:t>
             </w:r>
           </w:p>
         </w:tc>
@@ -2527,7 +2527,7 @@
                 <w:sz w:val="24"/>
                 <w:szCs w:val="24"/>
               </w:rPr>
-              <w:t xml:space="preserve">Bản vẽ kiến trúc, kết cấu, điện nước (bản in {o_20} bộ + file PDF)</w:t>
+              <w:t xml:space="preserve">Bản vẽ kiến trúc, kết cấu, điện nước (bản in {o_18} bộ + file PDF)</w:t>
             </w:r>
           </w:p>
         </w:tc>
@@ -2559,7 +2559,7 @@
                 <w:sz w:val="24"/>
                 <w:szCs w:val="24"/>
               </w:rPr>
-              <w:t xml:space="preserve">{o_21} ngày</w:t>
+              <w:t xml:space="preserve">{o_19} ngày</w:t>
             </w:r>
           </w:p>
         </w:tc>
@@ -2692,7 +2692,7 @@
                 <w:sz w:val="24"/>
                 <w:szCs w:val="24"/>
               </w:rPr>
-              <w:t xml:space="preserve">{o_22} ngày</w:t>
+              <w:t xml:space="preserve">{o_20} ngày</w:t>
             </w:r>
           </w:p>
         </w:tc>
@@ -2723,7 +2723,7 @@
           <w:sz w:val="26"/>
           <w:szCs w:val="26"/>
         </w:rPr>
-        <w:t xml:space="preserve">1.3. Thời gian nêu trên không bao gồm thời gian Bên A xem xét, góp ý. Bên A phản hồi mỗi giai đoạn trong vòng {o_23}  ngày; quá thời hạn mà không có ý kiến, sản phẩm giai đoạn đó được coi là đã được chấp thuận.</w:t>
+        <w:t xml:space="preserve">1.3. Thời gian nêu trên không bao gồm thời gian Bên A xem xét, góp ý. Bên A phản hồi mỗi giai đoạn trong vòng {o_21}  ngày; quá thời hạn mà không có ý kiến, sản phẩm giai đoạn đó được coi là đã được chấp thuận.</w:t>
       </w:r>
     </w:p>
     <w:p>
@@ -2755,7 +2755,7 @@
           <w:sz w:val="26"/>
           <w:szCs w:val="26"/>
         </w:rPr>
-        <w:t xml:space="preserve">2.1. Mỗi giai đoạn 2 và 3, Bên A được yêu cầu chỉnh sửa miễn phí tối đa {o_24}  lần, trong phạm vi phương án đã chọn.</w:t>
+        <w:t xml:space="preserve">2.1. Mỗi giai đoạn 2 và 3, Bên A được yêu cầu chỉnh sửa miễn phí tối đa {o_22}  lần, trong phạm vi phương án đã chọn.</w:t>
       </w:r>
     </w:p>
     <w:p>
@@ -2820,7 +2820,7 @@
           <w:sz w:val="26"/>
           <w:szCs w:val="26"/>
         </w:rPr>
-        <w:t xml:space="preserve"> {o_25} % đơn giá thiết kế tính trên diện tích sàn bị ảnh hưởng.</w:t>
+        <w:t xml:space="preserve"> {o_23} % đơn giá thiết kế tính trên diện tích sàn bị ảnh hưởng.</w:t>
       </w:r>
     </w:p>
     <w:p>
@@ -2885,7 +2885,7 @@
           <w:sz w:val="26"/>
           <w:szCs w:val="26"/>
         </w:rPr>
-        <w:t xml:space="preserve"> Theo giờ công: {o_26} đồng/giờ thiết kế, báo trước khi thực hiện.</w:t>
+        <w:t xml:space="preserve"> Theo giờ công: {o_24} đồng/giờ thiết kế, báo trước khi thực hiện.</w:t>
       </w:r>
     </w:p>
     <w:p>
@@ -2945,7 +2945,7 @@
           <w:sz w:val="26"/>
           <w:szCs w:val="26"/>
         </w:rPr>
-        <w:t xml:space="preserve">3.1. Đơn giá thiết kế: {o_27} đồng/m² sàn xây dựng. Diện tích sàn tính phí (tạm tính): {o_28} m², tính theo cách tính diện tích tại Phụ lục 01.</w:t>
+        <w:t xml:space="preserve">3.1. Đơn giá thiết kế: {o_25} đồng/m² sàn xây dựng. Diện tích sàn tính phí (tạm tính): {o_26} m², tính theo cách tính diện tích tại Phụ lục 01.</w:t>
       </w:r>
     </w:p>
     <w:p>
@@ -3005,7 +3005,7 @@
           <w:sz w:val="26"/>
           <w:szCs w:val="26"/>
         </w:rPr>
-        <w:t xml:space="preserve">3.4. Chi phí không bao gồm: lệ phí cấp phép; chi phí khảo sát địa chất, thí nghiệm; chi phí đi lại ngoài phạm vi {o_29} km (nếu có); in thêm hồ sơ ngoài số bộ đã thỏa thuận.</w:t>
+        <w:t xml:space="preserve">3.4. Chi phí không bao gồm: lệ phí cấp phép; chi phí khảo sát địa chất, thí nghiệm; chi phí đi lại ngoài phạm vi {o_27} km (nếu có); in thêm hồ sơ ngoài số bộ đã thỏa thuận.</w:t>
       </w:r>
     </w:p>
     <w:p>
@@ -3070,7 +3070,7 @@
           <w:sz w:val="26"/>
           <w:szCs w:val="26"/>
         </w:rPr>
-        <w:t xml:space="preserve"> Khấu trừ {o_30} % phí thiết kế kiến trúc – kết cấu vào giá trị hợp đồng thi công, nếu hợp đồng thi công được ký trong vòng {o_31} tháng kể từ ngày giao hồ sơ.</w:t>
+        <w:t xml:space="preserve"> Khấu trừ {o_28} % phí thiết kế kiến trúc – kết cấu vào giá trị hợp đồng thi công, nếu hợp đồng thi công được ký trong vòng {o_29} tháng kể từ ngày giao hồ sơ.</w:t>
       </w:r>
     </w:p>
     <w:p>
@@ -3492,7 +3492,7 @@
           <w:sz w:val="26"/>
           <w:szCs w:val="26"/>
         </w:rPr>
-        <w:t xml:space="preserve">4.1. Thanh toán bằng chuyển khoản vào tài khoản Bên B trong vòng {o_32}  ngày làm việc kể từ ngày đến mốc thanh toán. Bên B chỉ bàn giao bản vẽ của giai đoạn tiếp theo khi Bên A đã thanh toán đợt trước đó.</w:t>
+        <w:t xml:space="preserve">4.1. Thanh toán bằng chuyển khoản vào tài khoản Bên B trong vòng {o_30}  ngày làm việc kể từ ngày đến mốc thanh toán. Bên B chỉ bàn giao bản vẽ của giai đoạn tiếp theo khi Bên A đã thanh toán đợt trước đó.</w:t>
       </w:r>
     </w:p>
     <w:p>
@@ -3691,7 +3691,7 @@
           <w:sz w:val="26"/>
           <w:szCs w:val="26"/>
         </w:rPr>
-        <w:t xml:space="preserve"> Bao gồm {o_33} lần đến công trình miễn phí; các lần tiếp theo tính {o_34} đồng/lần.</w:t>
+        <w:t xml:space="preserve"> Bao gồm {o_31} lần đến công trình miễn phí; các lần tiếp theo tính {o_32} đồng/lần.</w:t>
       </w:r>
     </w:p>
     <w:p>
@@ -3784,7 +3784,7 @@
           <w:sz w:val="26"/>
           <w:szCs w:val="26"/>
         </w:rPr>
-        <w:t xml:space="preserve">6.4. Bồi thường thiệt hại phát sinh do lỗi thiết kế của Bên B, tối đa bằng {o_35} lần (mặc định: 01 lần) giá hợp đồng thiết kế.</w:t>
+        <w:t xml:space="preserve">6.4. Bồi thường thiệt hại phát sinh do lỗi thiết kế của Bên B, tối đa bằng {o_33} lần (mặc định: 01 lần) giá hợp đồng thiết kế.</w:t>
       </w:r>
     </w:p>
     <w:p>
@@ -4024,7 +4024,7 @@
           <w:sz w:val="26"/>
           <w:szCs w:val="26"/>
         </w:rPr>
-        <w:t xml:space="preserve">8.1. Bên B giao sản phẩm chậm so với tiến độ do lỗi của mình bị phạt {o_36} % giá hợp đồng cho mỗi ngày chậm; tổng mức phạt không vượt quá {o_37} % giá trị phần hợp đồng bị vi phạm.</w:t>
+        <w:t xml:space="preserve">8.1. Bên B giao sản phẩm chậm so với tiến độ do lỗi của mình bị phạt {o_34} % giá hợp đồng cho mỗi ngày chậm; tổng mức phạt không vượt quá {o_35} % giá trị phần hợp đồng bị vi phạm.</w:t>
       </w:r>
     </w:p>
     <w:p>
@@ -4038,7 +4038,7 @@
           <w:sz w:val="26"/>
           <w:szCs w:val="26"/>
         </w:rPr>
-        <w:t xml:space="preserve">8.2. Bên A chậm thanh toán quá {o_38} ngày, Bên B được tạm dừng công việc; thời gian tạm dừng được cộng vào tiến độ.</w:t>
+        <w:t xml:space="preserve">8.2. Bên A chậm thanh toán quá {o_36} ngày, Bên B được tạm dừng công việc; thời gian tạm dừng được cộng vào tiến độ.</w:t>
       </w:r>
     </w:p>
     <w:p>
@@ -4066,7 +4066,7 @@
           <w:sz w:val="26"/>
           <w:szCs w:val="26"/>
         </w:rPr>
-        <w:t xml:space="preserve">8.4. Bên B đơn phương dừng hợp đồng không do lỗi của Bên A: Bên B hoàn trả các khoản đã nhận tương ứng phần việc chưa thực hiện và chịu phạt {o_39} % giá hợp đồng.</w:t>
+        <w:t xml:space="preserve">8.4. Bên B đơn phương dừng hợp đồng không do lỗi của Bên A: Bên B hoàn trả các khoản đã nhận tương ứng phần việc chưa thực hiện và chịu phạt {o_37} % giá hợp đồng.</w:t>
       </w:r>
     </w:p>
     <w:p>
@@ -4140,7 +4140,7 @@
           <w:sz w:val="26"/>
           <w:szCs w:val="26"/>
         </w:rPr>
-        <w:t xml:space="preserve">9.4. Nếu sự kiện bất khả kháng kéo dài quá {o_40}  ngày liên tục, mỗi bên có quyền chấm dứt hợp đồng bằng văn bản; các bên thanh toán cho nhau phần công việc, hàng hóa đã thực hiện và được nghiệm thu đến thời điểm chấm dứt.</w:t>
+        <w:t xml:space="preserve">9.4. Nếu sự kiện bất khả kháng kéo dài quá {o_38}  ngày liên tục, mỗi bên có quyền chấm dứt hợp đồng bằng văn bản; các bên thanh toán cho nhau phần công việc, hàng hóa đã thực hiện và được nghiệm thu đến thời điểm chấm dứt.</w:t>
       </w:r>
     </w:p>
     <w:p>
@@ -4154,7 +4154,7 @@
           <w:sz w:val="26"/>
           <w:szCs w:val="26"/>
         </w:rPr>
-        <w:t xml:space="preserve">9.5. Khi hoàn cảnh thay đổi cơ bản theo Điều 420 Bộ luật Dân sự (ví dụ: giá vật liệu chính biến động bất thường vượt quá {o_41} % so với thời điểm ký), bên bị ảnh hưởng có quyền đề nghị đàm phán lại phần giá và tiến độ liên quan trong thời hạn hợp lý.</w:t>
+        <w:t xml:space="preserve">9.5. Khi hoàn cảnh thay đổi cơ bản theo Điều 420 Bộ luật Dân sự (ví dụ: giá vật liệu chính biến động bất thường vượt quá {o_39} % so với thời điểm ký), bên bị ảnh hưởng có quyền đề nghị đàm phán lại phần giá và tiến độ liên quan trong thời hạn hợp lý.</w:t>
       </w:r>
     </w:p>
     <w:p>
@@ -4390,7 +4390,7 @@
           <w:sz w:val="26"/>
           <w:szCs w:val="26"/>
         </w:rPr>
-        <w:t xml:space="preserve">11.2. Nghĩa vụ bảo mật có hiệu lực trong thời gian thực hiện hợp đồng và {o_42}  năm sau khi hợp đồng chấm dứt.</w:t>
+        <w:t xml:space="preserve">11.2. Nghĩa vụ bảo mật có hiệu lực trong thời gian thực hiện hợp đồng và {o_40}  năm sau khi hợp đồng chấm dứt.</w:t>
       </w:r>
     </w:p>
     <w:p>
@@ -4436,7 +4436,7 @@
           <w:sz w:val="26"/>
           <w:szCs w:val="26"/>
         </w:rPr>
-        <w:t xml:space="preserve">12.2. Đại diện liên lạc: Bên A: {o_43} – ĐT: {o_44} – Email: {o_45}; Bên B: {o_46} – ĐT: {o_47} – Email: {o_48}</w:t>
+        <w:t xml:space="preserve">12.2. Đại diện liên lạc: Bên A: {o_41} – ĐT: {o_42} – Email: {o_43}; Bên B: {o_44} – ĐT: {o_45} – Email: {o_46}</w:t>
       </w:r>
     </w:p>
     <w:p>
@@ -4450,7 +4450,7 @@
           <w:sz w:val="26"/>
           <w:szCs w:val="26"/>
         </w:rPr>
-        <w:t xml:space="preserve">12.3. Tin nhắn qua ứng dụng (Zalo, {o_49}) chỉ dùng để trao đổi điều hành, không thay thế văn bản đối với các nội dung về giá, khối lượng phát sinh, tiến độ và chấm dứt hợp đồng.</w:t>
+        <w:t xml:space="preserve">12.3. Tin nhắn qua ứng dụng (Zalo, {o_47}) chỉ dùng để trao đổi điều hành, không thay thế văn bản đối với các nội dung về giá, khối lượng phát sinh, tiến độ và chấm dứt hợp đồng.</w:t>
       </w:r>
     </w:p>
     <w:p>

--- a/db/seed-assets/contract-templates/NVO/NVO-HD-01_Hop_dong_tu_van_thiet_ke_nha_o.docx
+++ b/db/seed-assets/contract-templates/NVO/NVO-HD-01_Hop_dong_tu_van_thiet_ke_nha_o.docx
@@ -368,7 +368,7 @@
           <w:sz w:val="26"/>
           <w:szCs w:val="26"/>
         </w:rPr>
-        <w:t xml:space="preserve">Ông/Bà {doi_tac_ten}</w:t>
+        <w:t xml:space="preserve">Ông/Bà {doi_tac_ho_ten}</w:t>
       </w:r>
     </w:p>
     <w:p>
@@ -383,7 +383,7 @@
           <w:sz w:val="26"/>
           <w:szCs w:val="26"/>
         </w:rPr>
-        <w:t xml:space="preserve">Ông/Bà: {o_3}  Ngày sinh: {o_4}</w:t>
+        <w:t xml:space="preserve">Ngày sinh: {o_3}</w:t>
       </w:r>
     </w:p>
     <w:p>
@@ -398,7 +398,7 @@
           <w:sz w:val="26"/>
           <w:szCs w:val="26"/>
         </w:rPr>
-        <w:t xml:space="preserve">Số định danh cá nhân/CCCD: {o_5} cấp ngày {o_6} tại {o_7}</w:t>
+        <w:t xml:space="preserve">Số định danh cá nhân/CCCD: {o_4} cấp ngày {o_5} tại {o_6}</w:t>
       </w:r>
     </w:p>
     <w:p>
@@ -552,7 +552,7 @@
           <w:sz w:val="26"/>
           <w:szCs w:val="26"/>
         </w:rPr>
-        <w:t xml:space="preserve">(Hoặc người được ủy quyền: {o_8} – Chức vụ: {o_9} – theo Giấy ủy quyền số {o_10} ngày {o_11})</w:t>
+        <w:t xml:space="preserve">(Hoặc người được ủy quyền: {o_7} – Chức vụ: {o_8} – theo Giấy ủy quyền số {o_9} ngày {o_10})</w:t>
       </w:r>
     </w:p>
     <w:p>
@@ -1306,7 +1306,7 @@
                 <w:sz w:val="24"/>
                 <w:szCs w:val="24"/>
               </w:rPr>
-              <w:t xml:space="preserve">{o_12} góc</w:t>
+              <w:t xml:space="preserve">{o_11} góc</w:t>
             </w:r>
           </w:p>
         </w:tc>
@@ -1439,7 +1439,7 @@
                 <w:sz w:val="24"/>
                 <w:szCs w:val="24"/>
               </w:rPr>
-              <w:t xml:space="preserve">Các phòng: {o_13}</w:t>
+              <w:t xml:space="preserve">Các phòng: {o_12}</w:t>
             </w:r>
           </w:p>
         </w:tc>
@@ -2160,7 +2160,7 @@
                 <w:sz w:val="24"/>
                 <w:szCs w:val="24"/>
               </w:rPr>
-              <w:t xml:space="preserve">{o_14} ngày</w:t>
+              <w:t xml:space="preserve">{o_13} ngày</w:t>
             </w:r>
           </w:p>
         </w:tc>
@@ -2261,7 +2261,7 @@
                 <w:sz w:val="24"/>
                 <w:szCs w:val="24"/>
               </w:rPr>
-              <w:t xml:space="preserve">Mặt bằng các tầng ({o_15} phương án)</w:t>
+              <w:t xml:space="preserve">Mặt bằng các tầng ({o_14} phương án)</w:t>
             </w:r>
           </w:p>
         </w:tc>
@@ -2293,7 +2293,7 @@
                 <w:sz w:val="24"/>
                 <w:szCs w:val="24"/>
               </w:rPr>
-              <w:t xml:space="preserve">{o_16} ngày</w:t>
+              <w:t xml:space="preserve">{o_15} ngày</w:t>
             </w:r>
           </w:p>
         </w:tc>
@@ -2426,7 +2426,7 @@
                 <w:sz w:val="24"/>
                 <w:szCs w:val="24"/>
               </w:rPr>
-              <w:t xml:space="preserve">{o_17} ngày</w:t>
+              <w:t xml:space="preserve">{o_16} ngày</w:t>
             </w:r>
           </w:p>
         </w:tc>
@@ -2527,7 +2527,7 @@
                 <w:sz w:val="24"/>
                 <w:szCs w:val="24"/>
               </w:rPr>
-              <w:t xml:space="preserve">Bản vẽ kiến trúc, kết cấu, điện nước (bản in {o_18} bộ + file PDF)</w:t>
+              <w:t xml:space="preserve">Bản vẽ kiến trúc, kết cấu, điện nước (bản in {o_17} bộ + file PDF)</w:t>
             </w:r>
           </w:p>
         </w:tc>
@@ -2559,7 +2559,7 @@
                 <w:sz w:val="24"/>
                 <w:szCs w:val="24"/>
               </w:rPr>
-              <w:t xml:space="preserve">{o_19} ngày</w:t>
+              <w:t xml:space="preserve">{o_18} ngày</w:t>
             </w:r>
           </w:p>
         </w:tc>
@@ -2692,7 +2692,7 @@
                 <w:sz w:val="24"/>
                 <w:szCs w:val="24"/>
               </w:rPr>
-              <w:t xml:space="preserve">{o_20} ngày</w:t>
+              <w:t xml:space="preserve">{o_19} ngày</w:t>
             </w:r>
           </w:p>
         </w:tc>
@@ -2723,7 +2723,7 @@
           <w:sz w:val="26"/>
           <w:szCs w:val="26"/>
         </w:rPr>
-        <w:t xml:space="preserve">1.3. Thời gian nêu trên không bao gồm thời gian Bên A xem xét, góp ý. Bên A phản hồi mỗi giai đoạn trong vòng {o_21}  ngày; quá thời hạn mà không có ý kiến, sản phẩm giai đoạn đó được coi là đã được chấp thuận.</w:t>
+        <w:t xml:space="preserve">1.3. Thời gian nêu trên không bao gồm thời gian Bên A xem xét, góp ý. Bên A phản hồi mỗi giai đoạn trong vòng {o_20}  ngày; quá thời hạn mà không có ý kiến, sản phẩm giai đoạn đó được coi là đã được chấp thuận.</w:t>
       </w:r>
     </w:p>
     <w:p>
@@ -2755,7 +2755,7 @@
           <w:sz w:val="26"/>
           <w:szCs w:val="26"/>
         </w:rPr>
-        <w:t xml:space="preserve">2.1. Mỗi giai đoạn 2 và 3, Bên A được yêu cầu chỉnh sửa miễn phí tối đa {o_22}  lần, trong phạm vi phương án đã chọn.</w:t>
+        <w:t xml:space="preserve">2.1. Mỗi giai đoạn 2 và 3, Bên A được yêu cầu chỉnh sửa miễn phí tối đa {o_21}  lần, trong phạm vi phương án đã chọn.</w:t>
       </w:r>
     </w:p>
     <w:p>
@@ -2820,7 +2820,7 @@
           <w:sz w:val="26"/>
           <w:szCs w:val="26"/>
         </w:rPr>
-        <w:t xml:space="preserve"> {o_23} % đơn giá thiết kế tính trên diện tích sàn bị ảnh hưởng.</w:t>
+        <w:t xml:space="preserve"> {o_22} % đơn giá thiết kế tính trên diện tích sàn bị ảnh hưởng.</w:t>
       </w:r>
     </w:p>
     <w:p>
@@ -2885,7 +2885,7 @@
           <w:sz w:val="26"/>
           <w:szCs w:val="26"/>
         </w:rPr>
-        <w:t xml:space="preserve"> Theo giờ công: {o_24} đồng/giờ thiết kế, báo trước khi thực hiện.</w:t>
+        <w:t xml:space="preserve"> Theo giờ công: {o_23} đồng/giờ thiết kế, báo trước khi thực hiện.</w:t>
       </w:r>
     </w:p>
     <w:p>
@@ -2945,7 +2945,7 @@
           <w:sz w:val="26"/>
           <w:szCs w:val="26"/>
         </w:rPr>
-        <w:t xml:space="preserve">3.1. Đơn giá thiết kế: {o_25} đồng/m² sàn xây dựng. Diện tích sàn tính phí (tạm tính): {o_26} m², tính theo cách tính diện tích tại Phụ lục 01.</w:t>
+        <w:t xml:space="preserve">3.1. Đơn giá thiết kế: {o_24} đồng/m² sàn xây dựng. Diện tích sàn tính phí (tạm tính): {o_25} m², tính theo cách tính diện tích tại Phụ lục 01.</w:t>
       </w:r>
     </w:p>
     <w:p>
@@ -3005,7 +3005,7 @@
           <w:sz w:val="26"/>
           <w:szCs w:val="26"/>
         </w:rPr>
-        <w:t xml:space="preserve">3.4. Chi phí không bao gồm: lệ phí cấp phép; chi phí khảo sát địa chất, thí nghiệm; chi phí đi lại ngoài phạm vi {o_27} km (nếu có); in thêm hồ sơ ngoài số bộ đã thỏa thuận.</w:t>
+        <w:t xml:space="preserve">3.4. Chi phí không bao gồm: lệ phí cấp phép; chi phí khảo sát địa chất, thí nghiệm; chi phí đi lại ngoài phạm vi {o_26} km (nếu có); in thêm hồ sơ ngoài số bộ đã thỏa thuận.</w:t>
       </w:r>
     </w:p>
     <w:p>
@@ -3070,7 +3070,7 @@
           <w:sz w:val="26"/>
           <w:szCs w:val="26"/>
         </w:rPr>
-        <w:t xml:space="preserve"> Khấu trừ {o_28} % phí thiết kế kiến trúc – kết cấu vào giá trị hợp đồng thi công, nếu hợp đồng thi công được ký trong vòng {o_29} tháng kể từ ngày giao hồ sơ.</w:t>
+        <w:t xml:space="preserve"> Khấu trừ {o_27} % phí thiết kế kiến trúc – kết cấu vào giá trị hợp đồng thi công, nếu hợp đồng thi công được ký trong vòng {o_28} tháng kể từ ngày giao hồ sơ.</w:t>
       </w:r>
     </w:p>
     <w:p>
@@ -3492,7 +3492,7 @@
           <w:sz w:val="26"/>
           <w:szCs w:val="26"/>
         </w:rPr>
-        <w:t xml:space="preserve">4.1. Thanh toán bằng chuyển khoản vào tài khoản Bên B trong vòng {o_30}  ngày làm việc kể từ ngày đến mốc thanh toán. Bên B chỉ bàn giao bản vẽ của giai đoạn tiếp theo khi Bên A đã thanh toán đợt trước đó.</w:t>
+        <w:t xml:space="preserve">4.1. Thanh toán bằng chuyển khoản vào tài khoản Bên B trong vòng {o_29}  ngày làm việc kể từ ngày đến mốc thanh toán. Bên B chỉ bàn giao bản vẽ của giai đoạn tiếp theo khi Bên A đã thanh toán đợt trước đó.</w:t>
       </w:r>
     </w:p>
     <w:p>
@@ -3691,7 +3691,7 @@
           <w:sz w:val="26"/>
           <w:szCs w:val="26"/>
         </w:rPr>
-        <w:t xml:space="preserve"> Bao gồm {o_31} lần đến công trình miễn phí; các lần tiếp theo tính {o_32} đồng/lần.</w:t>
+        <w:t xml:space="preserve"> Bao gồm {o_30} lần đến công trình miễn phí; các lần tiếp theo tính {o_31} đồng/lần.</w:t>
       </w:r>
     </w:p>
     <w:p>
@@ -3784,7 +3784,7 @@
           <w:sz w:val="26"/>
           <w:szCs w:val="26"/>
         </w:rPr>
-        <w:t xml:space="preserve">6.4. Bồi thường thiệt hại phát sinh do lỗi thiết kế của Bên B, tối đa bằng {o_33} lần (mặc định: 01 lần) giá hợp đồng thiết kế.</w:t>
+        <w:t xml:space="preserve">6.4. Bồi thường thiệt hại phát sinh do lỗi thiết kế của Bên B, tối đa bằng {o_32} lần (mặc định: 01 lần) giá hợp đồng thiết kế.</w:t>
       </w:r>
     </w:p>
     <w:p>
@@ -4024,7 +4024,7 @@
           <w:sz w:val="26"/>
           <w:szCs w:val="26"/>
         </w:rPr>
-        <w:t xml:space="preserve">8.1. Bên B giao sản phẩm chậm so với tiến độ do lỗi của mình bị phạt {o_34} % giá hợp đồng cho mỗi ngày chậm; tổng mức phạt không vượt quá {o_35} % giá trị phần hợp đồng bị vi phạm.</w:t>
+        <w:t xml:space="preserve">8.1. Bên B giao sản phẩm chậm so với tiến độ do lỗi của mình bị phạt {o_33} % giá hợp đồng cho mỗi ngày chậm; tổng mức phạt không vượt quá {o_34} % giá trị phần hợp đồng bị vi phạm.</w:t>
       </w:r>
     </w:p>
     <w:p>
@@ -4038,7 +4038,7 @@
           <w:sz w:val="26"/>
           <w:szCs w:val="26"/>
         </w:rPr>
-        <w:t xml:space="preserve">8.2. Bên A chậm thanh toán quá {o_36} ngày, Bên B được tạm dừng công việc; thời gian tạm dừng được cộng vào tiến độ.</w:t>
+        <w:t xml:space="preserve">8.2. Bên A chậm thanh toán quá {o_35} ngày, Bên B được tạm dừng công việc; thời gian tạm dừng được cộng vào tiến độ.</w:t>
       </w:r>
     </w:p>
     <w:p>
@@ -4066,7 +4066,7 @@
           <w:sz w:val="26"/>
           <w:szCs w:val="26"/>
         </w:rPr>
-        <w:t xml:space="preserve">8.4. Bên B đơn phương dừng hợp đồng không do lỗi của Bên A: Bên B hoàn trả các khoản đã nhận tương ứng phần việc chưa thực hiện và chịu phạt {o_37} % giá hợp đồng.</w:t>
+        <w:t xml:space="preserve">8.4. Bên B đơn phương dừng hợp đồng không do lỗi của Bên A: Bên B hoàn trả các khoản đã nhận tương ứng phần việc chưa thực hiện và chịu phạt {o_36} % giá hợp đồng.</w:t>
       </w:r>
     </w:p>
     <w:p>
@@ -4140,7 +4140,7 @@
           <w:sz w:val="26"/>
           <w:szCs w:val="26"/>
         </w:rPr>
-        <w:t xml:space="preserve">9.4. Nếu sự kiện bất khả kháng kéo dài quá {o_38}  ngày liên tục, mỗi bên có quyền chấm dứt hợp đồng bằng văn bản; các bên thanh toán cho nhau phần công việc, hàng hóa đã thực hiện và được nghiệm thu đến thời điểm chấm dứt.</w:t>
+        <w:t xml:space="preserve">9.4. Nếu sự kiện bất khả kháng kéo dài quá {o_37}  ngày liên tục, mỗi bên có quyền chấm dứt hợp đồng bằng văn bản; các bên thanh toán cho nhau phần công việc, hàng hóa đã thực hiện và được nghiệm thu đến thời điểm chấm dứt.</w:t>
       </w:r>
     </w:p>
     <w:p>
@@ -4154,7 +4154,7 @@
           <w:sz w:val="26"/>
           <w:szCs w:val="26"/>
         </w:rPr>
-        <w:t xml:space="preserve">9.5. Khi hoàn cảnh thay đổi cơ bản theo Điều 420 Bộ luật Dân sự (ví dụ: giá vật liệu chính biến động bất thường vượt quá {o_39} % so với thời điểm ký), bên bị ảnh hưởng có quyền đề nghị đàm phán lại phần giá và tiến độ liên quan trong thời hạn hợp lý.</w:t>
+        <w:t xml:space="preserve">9.5. Khi hoàn cảnh thay đổi cơ bản theo Điều 420 Bộ luật Dân sự (ví dụ: giá vật liệu chính biến động bất thường vượt quá {o_38} % so với thời điểm ký), bên bị ảnh hưởng có quyền đề nghị đàm phán lại phần giá và tiến độ liên quan trong thời hạn hợp lý.</w:t>
       </w:r>
     </w:p>
     <w:p>
@@ -4390,7 +4390,7 @@
           <w:sz w:val="26"/>
           <w:szCs w:val="26"/>
         </w:rPr>
-        <w:t xml:space="preserve">11.2. Nghĩa vụ bảo mật có hiệu lực trong thời gian thực hiện hợp đồng và {o_40}  năm sau khi hợp đồng chấm dứt.</w:t>
+        <w:t xml:space="preserve">11.2. Nghĩa vụ bảo mật có hiệu lực trong thời gian thực hiện hợp đồng và {o_39}  năm sau khi hợp đồng chấm dứt.</w:t>
       </w:r>
     </w:p>
     <w:p>
@@ -4436,7 +4436,7 @@
           <w:sz w:val="26"/>
           <w:szCs w:val="26"/>
         </w:rPr>
-        <w:t xml:space="preserve">12.2. Đại diện liên lạc: Bên A: {o_41} – ĐT: {o_42} – Email: {o_43}; Bên B: {o_44} – ĐT: {o_45} – Email: {o_46}</w:t>
+        <w:t xml:space="preserve">12.2. Đại diện liên lạc: Bên A: {o_40} – ĐT: {o_41} – Email: {o_42}; Bên B: {o_43} – ĐT: {o_44} – Email: {o_45}</w:t>
       </w:r>
     </w:p>
     <w:p>
@@ -4450,7 +4450,7 @@
           <w:sz w:val="26"/>
           <w:szCs w:val="26"/>
         </w:rPr>
-        <w:t xml:space="preserve">12.3. Tin nhắn qua ứng dụng (Zalo, {o_47}) chỉ dùng để trao đổi điều hành, không thay thế văn bản đối với các nội dung về giá, khối lượng phát sinh, tiến độ và chấm dứt hợp đồng.</w:t>
+        <w:t xml:space="preserve">12.3. Tin nhắn qua ứng dụng (Zalo, {o_46}) chỉ dùng để trao đổi điều hành, không thay thế văn bản đối với các nội dung về giá, khối lượng phát sinh, tiến độ và chấm dứt hợp đồng.</w:t>
       </w:r>
     </w:p>
     <w:p>
